--- a/docs/modules/Bookings/DORR_Rider_Merged_All_Features_and_Ideas_status.docx
+++ b/docs/modules/Bookings/DORR_Rider_Merged_All_Features_and_Ideas_status.docx
@@ -13,7 +13,7 @@
           <w:sz w:val="24"/>
           <w:rtl/>
         </w:rPr>
-        <w:t>حالة التنفيذ — تطبيق الراكب (تحديث 2026-10-14)</w:t>
+        <w:t>حالة التنفيذ — تطبيق الراكب (تحديث 2026-10-15)</w:t>
       </w:r>
     </w:p>
     <w:p>
@@ -28,7 +28,7 @@
           <w:sz w:val="24"/>
           <w:rtl/>
         </w:rPr>
-        <w:t>🟩 أخضر = تم تنفيذه في الكود: 141 بند</w:t>
+        <w:t>🟩 أخضر = تم تنفيذه في الكود: 150 بند</w:t>
       </w:r>
     </w:p>
     <w:p>
@@ -43,7 +43,7 @@
           <w:sz w:val="24"/>
           <w:rtl/>
         </w:rPr>
-        <w:t>🟥 أحمر = لم يُنفَّذ بعد: 161 بند</w:t>
+        <w:t>🟥 أحمر = لم يُنفَّذ بعد: 152 بند</w:t>
       </w:r>
     </w:p>
     <w:p>
@@ -57,7 +57,7 @@
           <w:sz w:val="24"/>
           <w:rtl/>
         </w:rPr>
-        <w:t>الإجمالي: 302 بند — نسبة الإنجاز 47%</w:t>
+        <w:t>الإجمالي: 302 بند — نسبة الإنجاز 50%</w:t>
       </w:r>
     </w:p>
     <w:p>
@@ -5072,7 +5072,7 @@
           <w:tcPr>
             <w:tcW w:type="dxa" w:w="2131"/>
             <w:vAlign w:val="center"/>
-            <w:shd w:val="clear" w:color="auto" w:fill="FFC7CE"/>
+            <w:shd w:val="clear" w:color="auto" w:fill="C6EFCE"/>
           </w:tcPr>
           <w:p>
             <w:pPr>
@@ -5080,7 +5080,7 @@
             </w:pPr>
             <w:r>
               <w:rPr>
-                <w:color w:val="9C0006"/>
+                <w:color w:val="006100"/>
                 <w:sz w:val="15"/>
               </w:rPr>
               <w:t>45</w:t>
@@ -5091,15 +5091,15 @@
           <w:tcPr>
             <w:tcW w:type="dxa" w:w="2131"/>
             <w:vAlign w:val="center"/>
-            <w:shd w:val="clear" w:color="auto" w:fill="FFC7CE"/>
-          </w:tcPr>
-          <w:p>
-            <w:pPr>
-              <w:jc w:val="right"/>
-            </w:pPr>
-            <w:r>
-              <w:rPr>
-                <w:color w:val="9C0006"/>
+            <w:shd w:val="clear" w:color="auto" w:fill="C6EFCE"/>
+          </w:tcPr>
+          <w:p>
+            <w:pPr>
+              <w:jc w:val="right"/>
+            </w:pPr>
+            <w:r>
+              <w:rPr>
+                <w:color w:val="006100"/>
                 <w:sz w:val="15"/>
               </w:rPr>
               <w:t>عرض الخصم/الكوبون بشكل منفصل</w:t>
@@ -5110,15 +5110,15 @@
           <w:tcPr>
             <w:tcW w:type="dxa" w:w="2131"/>
             <w:vAlign w:val="center"/>
-            <w:shd w:val="clear" w:color="auto" w:fill="FFC7CE"/>
-          </w:tcPr>
-          <w:p>
-            <w:pPr>
-              <w:jc w:val="right"/>
-            </w:pPr>
-            <w:r>
-              <w:rPr>
-                <w:color w:val="9C0006"/>
+            <w:shd w:val="clear" w:color="auto" w:fill="C6EFCE"/>
+          </w:tcPr>
+          <w:p>
+            <w:pPr>
+              <w:jc w:val="right"/>
+            </w:pPr>
+            <w:r>
+              <w:rPr>
+                <w:color w:val="006100"/>
                 <w:sz w:val="15"/>
               </w:rPr>
               <w:t>Discount line</w:t>
@@ -5129,15 +5129,15 @@
           <w:tcPr>
             <w:tcW w:type="dxa" w:w="2131"/>
             <w:vAlign w:val="center"/>
-            <w:shd w:val="clear" w:color="auto" w:fill="FFC7CE"/>
-          </w:tcPr>
-          <w:p>
-            <w:pPr>
-              <w:jc w:val="right"/>
-            </w:pPr>
-            <w:r>
-              <w:rPr>
-                <w:color w:val="9C0006"/>
+            <w:shd w:val="clear" w:color="auto" w:fill="C6EFCE"/>
+          </w:tcPr>
+          <w:p>
+            <w:pPr>
+              <w:jc w:val="right"/>
+            </w:pPr>
+            <w:r>
+              <w:rPr>
+                <w:color w:val="006100"/>
                 <w:sz w:val="15"/>
               </w:rPr>
               <w:t>Promotion engine</w:t>
@@ -5148,15 +5148,15 @@
           <w:tcPr>
             <w:tcW w:type="dxa" w:w="2131"/>
             <w:vAlign w:val="center"/>
-            <w:shd w:val="clear" w:color="auto" w:fill="FFC7CE"/>
-          </w:tcPr>
-          <w:p>
-            <w:pPr>
-              <w:jc w:val="right"/>
-            </w:pPr>
-            <w:r>
-              <w:rPr>
-                <w:color w:val="9C0006"/>
+            <w:shd w:val="clear" w:color="auto" w:fill="C6EFCE"/>
+          </w:tcPr>
+          <w:p>
+            <w:pPr>
+              <w:jc w:val="right"/>
+            </w:pPr>
+            <w:r>
+              <w:rPr>
+                <w:color w:val="006100"/>
                 <w:sz w:val="15"/>
               </w:rPr>
               <w:t>موجود في FINAL MASTER v3</w:t>
@@ -5266,7 +5266,7 @@
           <w:tcPr>
             <w:tcW w:type="dxa" w:w="2131"/>
             <w:vAlign w:val="center"/>
-            <w:shd w:val="clear" w:color="auto" w:fill="FFC7CE"/>
+            <w:shd w:val="clear" w:color="auto" w:fill="C6EFCE"/>
           </w:tcPr>
           <w:p>
             <w:pPr>
@@ -5274,7 +5274,7 @@
             </w:pPr>
             <w:r>
               <w:rPr>
-                <w:color w:val="9C0006"/>
+                <w:color w:val="006100"/>
                 <w:sz w:val="15"/>
               </w:rPr>
               <w:t>47</w:t>
@@ -5285,15 +5285,15 @@
           <w:tcPr>
             <w:tcW w:type="dxa" w:w="2131"/>
             <w:vAlign w:val="center"/>
-            <w:shd w:val="clear" w:color="auto" w:fill="FFC7CE"/>
-          </w:tcPr>
-          <w:p>
-            <w:pPr>
-              <w:jc w:val="right"/>
-            </w:pPr>
-            <w:r>
-              <w:rPr>
-                <w:color w:val="9C0006"/>
+            <w:shd w:val="clear" w:color="auto" w:fill="C6EFCE"/>
+          </w:tcPr>
+          <w:p>
+            <w:pPr>
+              <w:jc w:val="right"/>
+            </w:pPr>
+            <w:r>
+              <w:rPr>
+                <w:color w:val="006100"/>
                 <w:sz w:val="15"/>
               </w:rPr>
               <w:t>عرض رسوم العميل بشكل منفصل</w:t>
@@ -5304,15 +5304,15 @@
           <w:tcPr>
             <w:tcW w:type="dxa" w:w="2131"/>
             <w:vAlign w:val="center"/>
-            <w:shd w:val="clear" w:color="auto" w:fill="FFC7CE"/>
-          </w:tcPr>
-          <w:p>
-            <w:pPr>
-              <w:jc w:val="right"/>
-            </w:pPr>
-            <w:r>
-              <w:rPr>
-                <w:color w:val="9C0006"/>
+            <w:shd w:val="clear" w:color="auto" w:fill="C6EFCE"/>
+          </w:tcPr>
+          <w:p>
+            <w:pPr>
+              <w:jc w:val="right"/>
+            </w:pPr>
+            <w:r>
+              <w:rPr>
+                <w:color w:val="006100"/>
                 <w:sz w:val="15"/>
               </w:rPr>
               <w:t>Customer fee line</w:t>
@@ -5323,15 +5323,15 @@
           <w:tcPr>
             <w:tcW w:type="dxa" w:w="2131"/>
             <w:vAlign w:val="center"/>
-            <w:shd w:val="clear" w:color="auto" w:fill="FFC7CE"/>
-          </w:tcPr>
-          <w:p>
-            <w:pPr>
-              <w:jc w:val="right"/>
-            </w:pPr>
-            <w:r>
-              <w:rPr>
-                <w:color w:val="9C0006"/>
+            <w:shd w:val="clear" w:color="auto" w:fill="C6EFCE"/>
+          </w:tcPr>
+          <w:p>
+            <w:pPr>
+              <w:jc w:val="right"/>
+            </w:pPr>
+            <w:r>
+              <w:rPr>
+                <w:color w:val="006100"/>
                 <w:sz w:val="15"/>
               </w:rPr>
               <w:t>Customer Fees engine</w:t>
@@ -5342,15 +5342,15 @@
           <w:tcPr>
             <w:tcW w:type="dxa" w:w="2131"/>
             <w:vAlign w:val="center"/>
-            <w:shd w:val="clear" w:color="auto" w:fill="FFC7CE"/>
-          </w:tcPr>
-          <w:p>
-            <w:pPr>
-              <w:jc w:val="right"/>
-            </w:pPr>
-            <w:r>
-              <w:rPr>
-                <w:color w:val="9C0006"/>
+            <w:shd w:val="clear" w:color="auto" w:fill="C6EFCE"/>
+          </w:tcPr>
+          <w:p>
+            <w:pPr>
+              <w:jc w:val="right"/>
+            </w:pPr>
+            <w:r>
+              <w:rPr>
+                <w:color w:val="006100"/>
                 <w:sz w:val="15"/>
               </w:rPr>
               <w:t>موجود في FINAL MASTER v3</w:t>
@@ -5363,7 +5363,7 @@
           <w:tcPr>
             <w:tcW w:type="dxa" w:w="2131"/>
             <w:vAlign w:val="center"/>
-            <w:shd w:val="clear" w:color="auto" w:fill="FFC7CE"/>
+            <w:shd w:val="clear" w:color="auto" w:fill="C6EFCE"/>
           </w:tcPr>
           <w:p>
             <w:pPr>
@@ -5371,7 +5371,7 @@
             </w:pPr>
             <w:r>
               <w:rPr>
-                <w:color w:val="9C0006"/>
+                <w:color w:val="006100"/>
                 <w:sz w:val="15"/>
               </w:rPr>
               <w:t>48</w:t>
@@ -5382,15 +5382,15 @@
           <w:tcPr>
             <w:tcW w:type="dxa" w:w="2131"/>
             <w:vAlign w:val="center"/>
-            <w:shd w:val="clear" w:color="auto" w:fill="FFC7CE"/>
-          </w:tcPr>
-          <w:p>
-            <w:pPr>
-              <w:jc w:val="right"/>
-            </w:pPr>
-            <w:r>
-              <w:rPr>
-                <w:color w:val="9C0006"/>
+            <w:shd w:val="clear" w:color="auto" w:fill="C6EFCE"/>
+          </w:tcPr>
+          <w:p>
+            <w:pPr>
+              <w:jc w:val="right"/>
+            </w:pPr>
+            <w:r>
+              <w:rPr>
+                <w:color w:val="006100"/>
                 <w:sz w:val="15"/>
               </w:rPr>
               <w:t>عرض رسوم وسيلة الدفع عند انطباقها</w:t>
@@ -5401,15 +5401,15 @@
           <w:tcPr>
             <w:tcW w:type="dxa" w:w="2131"/>
             <w:vAlign w:val="center"/>
-            <w:shd w:val="clear" w:color="auto" w:fill="FFC7CE"/>
-          </w:tcPr>
-          <w:p>
-            <w:pPr>
-              <w:jc w:val="right"/>
-            </w:pPr>
-            <w:r>
-              <w:rPr>
-                <w:color w:val="9C0006"/>
+            <w:shd w:val="clear" w:color="auto" w:fill="C6EFCE"/>
+          </w:tcPr>
+          <w:p>
+            <w:pPr>
+              <w:jc w:val="right"/>
+            </w:pPr>
+            <w:r>
+              <w:rPr>
+                <w:color w:val="006100"/>
                 <w:sz w:val="15"/>
               </w:rPr>
               <w:t>Payment fee line</w:t>
@@ -5420,15 +5420,15 @@
           <w:tcPr>
             <w:tcW w:type="dxa" w:w="2131"/>
             <w:vAlign w:val="center"/>
-            <w:shd w:val="clear" w:color="auto" w:fill="FFC7CE"/>
-          </w:tcPr>
-          <w:p>
-            <w:pPr>
-              <w:jc w:val="right"/>
-            </w:pPr>
-            <w:r>
-              <w:rPr>
-                <w:color w:val="9C0006"/>
+            <w:shd w:val="clear" w:color="auto" w:fill="C6EFCE"/>
+          </w:tcPr>
+          <w:p>
+            <w:pPr>
+              <w:jc w:val="right"/>
+            </w:pPr>
+            <w:r>
+              <w:rPr>
+                <w:color w:val="006100"/>
                 <w:sz w:val="15"/>
               </w:rPr>
               <w:t>Payment policy</w:t>
@@ -5439,15 +5439,15 @@
           <w:tcPr>
             <w:tcW w:type="dxa" w:w="2131"/>
             <w:vAlign w:val="center"/>
-            <w:shd w:val="clear" w:color="auto" w:fill="FFC7CE"/>
-          </w:tcPr>
-          <w:p>
-            <w:pPr>
-              <w:jc w:val="right"/>
-            </w:pPr>
-            <w:r>
-              <w:rPr>
-                <w:color w:val="9C0006"/>
+            <w:shd w:val="clear" w:color="auto" w:fill="C6EFCE"/>
+          </w:tcPr>
+          <w:p>
+            <w:pPr>
+              <w:jc w:val="right"/>
+            </w:pPr>
+            <w:r>
+              <w:rPr>
+                <w:color w:val="006100"/>
                 <w:sz w:val="15"/>
               </w:rPr>
               <w:t>موجود في FINAL MASTER v3</w:t>
@@ -5751,7 +5751,7 @@
           <w:tcPr>
             <w:tcW w:type="dxa" w:w="2131"/>
             <w:vAlign w:val="center"/>
-            <w:shd w:val="clear" w:color="auto" w:fill="FFC7CE"/>
+            <w:shd w:val="clear" w:color="auto" w:fill="C6EFCE"/>
           </w:tcPr>
           <w:p>
             <w:pPr>
@@ -5759,7 +5759,7 @@
             </w:pPr>
             <w:r>
               <w:rPr>
-                <w:color w:val="9C0006"/>
+                <w:color w:val="006100"/>
                 <w:sz w:val="15"/>
               </w:rPr>
               <w:t>52</w:t>
@@ -5770,15 +5770,15 @@
           <w:tcPr>
             <w:tcW w:type="dxa" w:w="2131"/>
             <w:vAlign w:val="center"/>
-            <w:shd w:val="clear" w:color="auto" w:fill="FFC7CE"/>
-          </w:tcPr>
-          <w:p>
-            <w:pPr>
-              <w:jc w:val="right"/>
-            </w:pPr>
-            <w:r>
-              <w:rPr>
-                <w:color w:val="9C0006"/>
+            <w:shd w:val="clear" w:color="auto" w:fill="C6EFCE"/>
+          </w:tcPr>
+          <w:p>
+            <w:pPr>
+              <w:jc w:val="right"/>
+            </w:pPr>
+            <w:r>
+              <w:rPr>
+                <w:color w:val="006100"/>
                 <w:sz w:val="15"/>
               </w:rPr>
               <w:t>عرض قابلية الاسترداد عندما يلزم</w:t>
@@ -5789,15 +5789,15 @@
           <w:tcPr>
             <w:tcW w:type="dxa" w:w="2131"/>
             <w:vAlign w:val="center"/>
-            <w:shd w:val="clear" w:color="auto" w:fill="FFC7CE"/>
-          </w:tcPr>
-          <w:p>
-            <w:pPr>
-              <w:jc w:val="right"/>
-            </w:pPr>
-            <w:r>
-              <w:rPr>
-                <w:color w:val="9C0006"/>
+            <w:shd w:val="clear" w:color="auto" w:fill="C6EFCE"/>
+          </w:tcPr>
+          <w:p>
+            <w:pPr>
+              <w:jc w:val="right"/>
+            </w:pPr>
+            <w:r>
+              <w:rPr>
+                <w:color w:val="006100"/>
                 <w:sz w:val="15"/>
               </w:rPr>
               <w:t>Refundability text</w:t>
@@ -5808,15 +5808,15 @@
           <w:tcPr>
             <w:tcW w:type="dxa" w:w="2131"/>
             <w:vAlign w:val="center"/>
-            <w:shd w:val="clear" w:color="auto" w:fill="FFC7CE"/>
-          </w:tcPr>
-          <w:p>
-            <w:pPr>
-              <w:jc w:val="right"/>
-            </w:pPr>
-            <w:r>
-              <w:rPr>
-                <w:color w:val="9C0006"/>
+            <w:shd w:val="clear" w:color="auto" w:fill="C6EFCE"/>
+          </w:tcPr>
+          <w:p>
+            <w:pPr>
+              <w:jc w:val="right"/>
+            </w:pPr>
+            <w:r>
+              <w:rPr>
+                <w:color w:val="006100"/>
                 <w:sz w:val="15"/>
               </w:rPr>
               <w:t>Policy-derived</w:t>
@@ -5827,15 +5827,15 @@
           <w:tcPr>
             <w:tcW w:type="dxa" w:w="2131"/>
             <w:vAlign w:val="center"/>
-            <w:shd w:val="clear" w:color="auto" w:fill="FFC7CE"/>
-          </w:tcPr>
-          <w:p>
-            <w:pPr>
-              <w:jc w:val="right"/>
-            </w:pPr>
-            <w:r>
-              <w:rPr>
-                <w:color w:val="9C0006"/>
+            <w:shd w:val="clear" w:color="auto" w:fill="C6EFCE"/>
+          </w:tcPr>
+          <w:p>
+            <w:pPr>
+              <w:jc w:val="right"/>
+            </w:pPr>
+            <w:r>
+              <w:rPr>
+                <w:color w:val="006100"/>
                 <w:sz w:val="15"/>
               </w:rPr>
               <w:t>موجود في FINAL MASTER v3</w:t>
@@ -5848,7 +5848,7 @@
           <w:tcPr>
             <w:tcW w:type="dxa" w:w="2131"/>
             <w:vAlign w:val="center"/>
-            <w:shd w:val="clear" w:color="auto" w:fill="FFC7CE"/>
+            <w:shd w:val="clear" w:color="auto" w:fill="C6EFCE"/>
           </w:tcPr>
           <w:p>
             <w:pPr>
@@ -5856,7 +5856,7 @@
             </w:pPr>
             <w:r>
               <w:rPr>
-                <w:color w:val="9C0006"/>
+                <w:color w:val="006100"/>
                 <w:sz w:val="15"/>
               </w:rPr>
               <w:t>53</w:t>
@@ -5867,15 +5867,15 @@
           <w:tcPr>
             <w:tcW w:type="dxa" w:w="2131"/>
             <w:vAlign w:val="center"/>
-            <w:shd w:val="clear" w:color="auto" w:fill="FFC7CE"/>
-          </w:tcPr>
-          <w:p>
-            <w:pPr>
-              <w:jc w:val="right"/>
-            </w:pPr>
-            <w:r>
-              <w:rPr>
-                <w:color w:val="9C0006"/>
+            <w:shd w:val="clear" w:color="auto" w:fill="C6EFCE"/>
+          </w:tcPr>
+          <w:p>
+            <w:pPr>
+              <w:jc w:val="right"/>
+            </w:pPr>
+            <w:r>
+              <w:rPr>
+                <w:color w:val="006100"/>
                 <w:sz w:val="15"/>
               </w:rPr>
               <w:t>عرض مرجع الإلغاء/No-Show قبل التأكيد</w:t>
@@ -5886,15 +5886,15 @@
           <w:tcPr>
             <w:tcW w:type="dxa" w:w="2131"/>
             <w:vAlign w:val="center"/>
-            <w:shd w:val="clear" w:color="auto" w:fill="FFC7CE"/>
-          </w:tcPr>
-          <w:p>
-            <w:pPr>
-              <w:jc w:val="right"/>
-            </w:pPr>
-            <w:r>
-              <w:rPr>
-                <w:color w:val="9C0006"/>
+            <w:shd w:val="clear" w:color="auto" w:fill="C6EFCE"/>
+          </w:tcPr>
+          <w:p>
+            <w:pPr>
+              <w:jc w:val="right"/>
+            </w:pPr>
+            <w:r>
+              <w:rPr>
+                <w:color w:val="006100"/>
                 <w:sz w:val="15"/>
               </w:rPr>
               <w:t>Policy link/summary</w:t>
@@ -5905,15 +5905,15 @@
           <w:tcPr>
             <w:tcW w:type="dxa" w:w="2131"/>
             <w:vAlign w:val="center"/>
-            <w:shd w:val="clear" w:color="auto" w:fill="FFC7CE"/>
-          </w:tcPr>
-          <w:p>
-            <w:pPr>
-              <w:jc w:val="right"/>
-            </w:pPr>
-            <w:r>
-              <w:rPr>
-                <w:color w:val="9C0006"/>
+            <w:shd w:val="clear" w:color="auto" w:fill="C6EFCE"/>
+          </w:tcPr>
+          <w:p>
+            <w:pPr>
+              <w:jc w:val="right"/>
+            </w:pPr>
+            <w:r>
+              <w:rPr>
+                <w:color w:val="006100"/>
                 <w:sz w:val="15"/>
               </w:rPr>
               <w:t>Policy snapshot</w:t>
@@ -5924,15 +5924,15 @@
           <w:tcPr>
             <w:tcW w:type="dxa" w:w="2131"/>
             <w:vAlign w:val="center"/>
-            <w:shd w:val="clear" w:color="auto" w:fill="FFC7CE"/>
-          </w:tcPr>
-          <w:p>
-            <w:pPr>
-              <w:jc w:val="right"/>
-            </w:pPr>
-            <w:r>
-              <w:rPr>
-                <w:color w:val="9C0006"/>
+            <w:shd w:val="clear" w:color="auto" w:fill="C6EFCE"/>
+          </w:tcPr>
+          <w:p>
+            <w:pPr>
+              <w:jc w:val="right"/>
+            </w:pPr>
+            <w:r>
+              <w:rPr>
+                <w:color w:val="006100"/>
                 <w:sz w:val="15"/>
               </w:rPr>
               <w:t>موجود في FINAL MASTER v3</w:t>
@@ -6739,7 +6739,7 @@
           <w:tcPr>
             <w:tcW w:type="dxa" w:w="2131"/>
             <w:vAlign w:val="center"/>
-            <w:shd w:val="clear" w:color="auto" w:fill="FFC7CE"/>
+            <w:shd w:val="clear" w:color="auto" w:fill="C6EFCE"/>
           </w:tcPr>
           <w:p>
             <w:pPr>
@@ -6747,7 +6747,7 @@
             </w:pPr>
             <w:r>
               <w:rPr>
-                <w:color w:val="9C0006"/>
+                <w:color w:val="006100"/>
                 <w:sz w:val="15"/>
               </w:rPr>
               <w:t>61</w:t>
@@ -6758,15 +6758,15 @@
           <w:tcPr>
             <w:tcW w:type="dxa" w:w="2131"/>
             <w:vAlign w:val="center"/>
-            <w:shd w:val="clear" w:color="auto" w:fill="FFC7CE"/>
-          </w:tcPr>
-          <w:p>
-            <w:pPr>
-              <w:jc w:val="right"/>
-            </w:pPr>
-            <w:r>
-              <w:rPr>
-                <w:color w:val="9C0006"/>
+            <w:shd w:val="clear" w:color="auto" w:fill="C6EFCE"/>
+          </w:tcPr>
+          <w:p>
+            <w:pPr>
+              <w:jc w:val="right"/>
+            </w:pPr>
+            <w:r>
+              <w:rPr>
+                <w:color w:val="006100"/>
                 <w:sz w:val="15"/>
               </w:rPr>
               <w:t>تغيير وسيلة الدفع قبل التنفيذ عندما تسمح الحالة</w:t>
@@ -6777,15 +6777,15 @@
           <w:tcPr>
             <w:tcW w:type="dxa" w:w="2131"/>
             <w:vAlign w:val="center"/>
-            <w:shd w:val="clear" w:color="auto" w:fill="FFC7CE"/>
-          </w:tcPr>
-          <w:p>
-            <w:pPr>
-              <w:jc w:val="right"/>
-            </w:pPr>
-            <w:r>
-              <w:rPr>
-                <w:color w:val="9C0006"/>
+            <w:shd w:val="clear" w:color="auto" w:fill="C6EFCE"/>
+          </w:tcPr>
+          <w:p>
+            <w:pPr>
+              <w:jc w:val="right"/>
+            </w:pPr>
+            <w:r>
+              <w:rPr>
+                <w:color w:val="006100"/>
                 <w:sz w:val="15"/>
               </w:rPr>
               <w:t>Change method UI</w:t>
@@ -6796,15 +6796,15 @@
           <w:tcPr>
             <w:tcW w:type="dxa" w:w="2131"/>
             <w:vAlign w:val="center"/>
-            <w:shd w:val="clear" w:color="auto" w:fill="FFC7CE"/>
-          </w:tcPr>
-          <w:p>
-            <w:pPr>
-              <w:jc w:val="right"/>
-            </w:pPr>
-            <w:r>
-              <w:rPr>
-                <w:color w:val="9C0006"/>
+            <w:shd w:val="clear" w:color="auto" w:fill="C6EFCE"/>
+          </w:tcPr>
+          <w:p>
+            <w:pPr>
+              <w:jc w:val="right"/>
+            </w:pPr>
+            <w:r>
+              <w:rPr>
+                <w:color w:val="006100"/>
                 <w:sz w:val="15"/>
               </w:rPr>
               <w:t>Payment state validation</w:t>
@@ -6815,15 +6815,15 @@
           <w:tcPr>
             <w:tcW w:type="dxa" w:w="2131"/>
             <w:vAlign w:val="center"/>
-            <w:shd w:val="clear" w:color="auto" w:fill="FFC7CE"/>
-          </w:tcPr>
-          <w:p>
-            <w:pPr>
-              <w:jc w:val="right"/>
-            </w:pPr>
-            <w:r>
-              <w:rPr>
-                <w:color w:val="9C0006"/>
+            <w:shd w:val="clear" w:color="auto" w:fill="C6EFCE"/>
+          </w:tcPr>
+          <w:p>
+            <w:pPr>
+              <w:jc w:val="right"/>
+            </w:pPr>
+            <w:r>
+              <w:rPr>
+                <w:color w:val="006100"/>
                 <w:sz w:val="15"/>
               </w:rPr>
               <w:t>موجود في FINAL MASTER v3</w:t>
@@ -8794,7 +8794,7 @@
           <w:tcPr>
             <w:tcW w:type="dxa" w:w="2131"/>
             <w:vAlign w:val="center"/>
-            <w:shd w:val="clear" w:color="auto" w:fill="FFC7CE"/>
+            <w:shd w:val="clear" w:color="auto" w:fill="C6EFCE"/>
           </w:tcPr>
           <w:p>
             <w:pPr>
@@ -8802,7 +8802,7 @@
             </w:pPr>
             <w:r>
               <w:rPr>
-                <w:color w:val="9C0006"/>
+                <w:color w:val="006100"/>
                 <w:sz w:val="15"/>
               </w:rPr>
               <w:t>81</w:t>
@@ -8813,15 +8813,15 @@
           <w:tcPr>
             <w:tcW w:type="dxa" w:w="2131"/>
             <w:vAlign w:val="center"/>
-            <w:shd w:val="clear" w:color="auto" w:fill="FFC7CE"/>
-          </w:tcPr>
-          <w:p>
-            <w:pPr>
-              <w:jc w:val="right"/>
-            </w:pPr>
-            <w:r>
-              <w:rPr>
-                <w:color w:val="9C0006"/>
+            <w:shd w:val="clear" w:color="auto" w:fill="C6EFCE"/>
+          </w:tcPr>
+          <w:p>
+            <w:pPr>
+              <w:jc w:val="right"/>
+            </w:pPr>
+            <w:r>
+              <w:rPr>
+                <w:color w:val="006100"/>
                 <w:sz w:val="15"/>
               </w:rPr>
               <w:t>إظهار رتبة/شارة تميز السائق</w:t>
@@ -8832,15 +8832,15 @@
           <w:tcPr>
             <w:tcW w:type="dxa" w:w="2131"/>
             <w:vAlign w:val="center"/>
-            <w:shd w:val="clear" w:color="auto" w:fill="FFC7CE"/>
-          </w:tcPr>
-          <w:p>
-            <w:pPr>
-              <w:jc w:val="right"/>
-            </w:pPr>
-            <w:r>
-              <w:rPr>
-                <w:color w:val="9C0006"/>
+            <w:shd w:val="clear" w:color="auto" w:fill="C6EFCE"/>
+          </w:tcPr>
+          <w:p>
+            <w:pPr>
+              <w:jc w:val="right"/>
+            </w:pPr>
+            <w:r>
+              <w:rPr>
+                <w:color w:val="006100"/>
                 <w:sz w:val="15"/>
               </w:rPr>
               <w:t>Badge</w:t>
@@ -8851,15 +8851,15 @@
           <w:tcPr>
             <w:tcW w:type="dxa" w:w="2131"/>
             <w:vAlign w:val="center"/>
-            <w:shd w:val="clear" w:color="auto" w:fill="FFC7CE"/>
-          </w:tcPr>
-          <w:p>
-            <w:pPr>
-              <w:jc w:val="right"/>
-            </w:pPr>
-            <w:r>
-              <w:rPr>
-                <w:color w:val="9C0006"/>
+            <w:shd w:val="clear" w:color="auto" w:fill="C6EFCE"/>
+          </w:tcPr>
+          <w:p>
+            <w:pPr>
+              <w:jc w:val="right"/>
+            </w:pPr>
+            <w:r>
+              <w:rPr>
+                <w:color w:val="006100"/>
                 <w:sz w:val="15"/>
               </w:rPr>
               <w:t>Driver tier source</w:t>
@@ -8870,15 +8870,15 @@
           <w:tcPr>
             <w:tcW w:type="dxa" w:w="2131"/>
             <w:vAlign w:val="center"/>
-            <w:shd w:val="clear" w:color="auto" w:fill="FFC7CE"/>
-          </w:tcPr>
-          <w:p>
-            <w:pPr>
-              <w:jc w:val="right"/>
-            </w:pPr>
-            <w:r>
-              <w:rPr>
-                <w:color w:val="9C0006"/>
+            <w:shd w:val="clear" w:color="auto" w:fill="C6EFCE"/>
+          </w:tcPr>
+          <w:p>
+            <w:pPr>
+              <w:jc w:val="right"/>
+            </w:pPr>
+            <w:r>
+              <w:rPr>
+                <w:color w:val="006100"/>
                 <w:sz w:val="15"/>
               </w:rPr>
               <w:t>موجود في FINAL MASTER v3</w:t>
@@ -15480,7 +15480,7 @@
           <w:tcPr>
             <w:tcW w:type="dxa" w:w="2131"/>
             <w:vAlign w:val="center"/>
-            <w:shd w:val="clear" w:color="auto" w:fill="FFC7CE"/>
+            <w:shd w:val="clear" w:color="auto" w:fill="C6EFCE"/>
           </w:tcPr>
           <w:p>
             <w:pPr>
@@ -15488,7 +15488,7 @@
             </w:pPr>
             <w:r>
               <w:rPr>
-                <w:color w:val="9C0006"/>
+                <w:color w:val="006100"/>
                 <w:sz w:val="15"/>
               </w:rPr>
               <w:t>144</w:t>
@@ -15499,15 +15499,15 @@
           <w:tcPr>
             <w:tcW w:type="dxa" w:w="2131"/>
             <w:vAlign w:val="center"/>
-            <w:shd w:val="clear" w:color="auto" w:fill="FFC7CE"/>
-          </w:tcPr>
-          <w:p>
-            <w:pPr>
-              <w:jc w:val="right"/>
-            </w:pPr>
-            <w:r>
-              <w:rPr>
-                <w:color w:val="9C0006"/>
+            <w:shd w:val="clear" w:color="auto" w:fill="C6EFCE"/>
+          </w:tcPr>
+          <w:p>
+            <w:pPr>
+              <w:jc w:val="right"/>
+            </w:pPr>
+            <w:r>
+              <w:rPr>
+                <w:color w:val="006100"/>
                 <w:sz w:val="15"/>
               </w:rPr>
               <w:t>إكرامية اختيارية</w:t>
@@ -15518,15 +15518,15 @@
           <w:tcPr>
             <w:tcW w:type="dxa" w:w="2131"/>
             <w:vAlign w:val="center"/>
-            <w:shd w:val="clear" w:color="auto" w:fill="FFC7CE"/>
-          </w:tcPr>
-          <w:p>
-            <w:pPr>
-              <w:jc w:val="right"/>
-            </w:pPr>
-            <w:r>
-              <w:rPr>
-                <w:color w:val="9C0006"/>
+            <w:shd w:val="clear" w:color="auto" w:fill="C6EFCE"/>
+          </w:tcPr>
+          <w:p>
+            <w:pPr>
+              <w:jc w:val="right"/>
+            </w:pPr>
+            <w:r>
+              <w:rPr>
+                <w:color w:val="006100"/>
                 <w:sz w:val="15"/>
               </w:rPr>
               <w:t>Tip choices</w:t>
@@ -15537,15 +15537,15 @@
           <w:tcPr>
             <w:tcW w:type="dxa" w:w="2131"/>
             <w:vAlign w:val="center"/>
-            <w:shd w:val="clear" w:color="auto" w:fill="FFC7CE"/>
-          </w:tcPr>
-          <w:p>
-            <w:pPr>
-              <w:jc w:val="right"/>
-            </w:pPr>
-            <w:r>
-              <w:rPr>
-                <w:color w:val="9C0006"/>
+            <w:shd w:val="clear" w:color="auto" w:fill="C6EFCE"/>
+          </w:tcPr>
+          <w:p>
+            <w:pPr>
+              <w:jc w:val="right"/>
+            </w:pPr>
+            <w:r>
+              <w:rPr>
+                <w:color w:val="006100"/>
                 <w:sz w:val="15"/>
               </w:rPr>
               <w:t>Payment component</w:t>
@@ -15556,15 +15556,15 @@
           <w:tcPr>
             <w:tcW w:type="dxa" w:w="2131"/>
             <w:vAlign w:val="center"/>
-            <w:shd w:val="clear" w:color="auto" w:fill="FFC7CE"/>
-          </w:tcPr>
-          <w:p>
-            <w:pPr>
-              <w:jc w:val="right"/>
-            </w:pPr>
-            <w:r>
-              <w:rPr>
-                <w:color w:val="9C0006"/>
+            <w:shd w:val="clear" w:color="auto" w:fill="C6EFCE"/>
+          </w:tcPr>
+          <w:p>
+            <w:pPr>
+              <w:jc w:val="right"/>
+            </w:pPr>
+            <w:r>
+              <w:rPr>
+                <w:color w:val="006100"/>
                 <w:sz w:val="15"/>
               </w:rPr>
               <w:t>موجود في FINAL MASTER v3</w:t>
@@ -19220,7 +19220,7 @@
           <w:tcPr>
             <w:tcW w:type="dxa" w:w="2131"/>
             <w:vAlign w:val="center"/>
-            <w:shd w:val="clear" w:color="auto" w:fill="FFC7CE"/>
+            <w:shd w:val="clear" w:color="auto" w:fill="C6EFCE"/>
           </w:tcPr>
           <w:p>
             <w:pPr>
@@ -19228,7 +19228,7 @@
             </w:pPr>
             <w:r>
               <w:rPr>
-                <w:color w:val="9C0006"/>
+                <w:color w:val="006100"/>
                 <w:sz w:val="15"/>
               </w:rPr>
               <w:t>179</w:t>
@@ -19239,15 +19239,15 @@
           <w:tcPr>
             <w:tcW w:type="dxa" w:w="2131"/>
             <w:vAlign w:val="center"/>
-            <w:shd w:val="clear" w:color="auto" w:fill="FFC7CE"/>
-          </w:tcPr>
-          <w:p>
-            <w:pPr>
-              <w:jc w:val="right"/>
-            </w:pPr>
-            <w:r>
-              <w:rPr>
-                <w:color w:val="9C0006"/>
+            <w:shd w:val="clear" w:color="auto" w:fill="C6EFCE"/>
+          </w:tcPr>
+          <w:p>
+            <w:pPr>
+              <w:jc w:val="right"/>
+            </w:pPr>
+            <w:r>
+              <w:rPr>
+                <w:color w:val="006100"/>
                 <w:sz w:val="15"/>
               </w:rPr>
               <w:t>عرض الشروط الفعالة قبل الإجراء المطلوب</w:t>
@@ -19258,15 +19258,15 @@
           <w:tcPr>
             <w:tcW w:type="dxa" w:w="2131"/>
             <w:vAlign w:val="center"/>
-            <w:shd w:val="clear" w:color="auto" w:fill="FFC7CE"/>
-          </w:tcPr>
-          <w:p>
-            <w:pPr>
-              <w:jc w:val="right"/>
-            </w:pPr>
-            <w:r>
-              <w:rPr>
-                <w:color w:val="9C0006"/>
+            <w:shd w:val="clear" w:color="auto" w:fill="C6EFCE"/>
+          </w:tcPr>
+          <w:p>
+            <w:pPr>
+              <w:jc w:val="right"/>
+            </w:pPr>
+            <w:r>
+              <w:rPr>
+                <w:color w:val="006100"/>
                 <w:sz w:val="15"/>
               </w:rPr>
               <w:t>Legal screen</w:t>
@@ -19277,15 +19277,15 @@
           <w:tcPr>
             <w:tcW w:type="dxa" w:w="2131"/>
             <w:vAlign w:val="center"/>
-            <w:shd w:val="clear" w:color="auto" w:fill="FFC7CE"/>
-          </w:tcPr>
-          <w:p>
-            <w:pPr>
-              <w:jc w:val="right"/>
-            </w:pPr>
-            <w:r>
-              <w:rPr>
-                <w:color w:val="9C0006"/>
+            <w:shd w:val="clear" w:color="auto" w:fill="C6EFCE"/>
+          </w:tcPr>
+          <w:p>
+            <w:pPr>
+              <w:jc w:val="right"/>
+            </w:pPr>
+            <w:r>
+              <w:rPr>
+                <w:color w:val="006100"/>
                 <w:sz w:val="15"/>
               </w:rPr>
               <w:t>Policy resolver</w:t>
@@ -19296,15 +19296,15 @@
           <w:tcPr>
             <w:tcW w:type="dxa" w:w="2131"/>
             <w:vAlign w:val="center"/>
-            <w:shd w:val="clear" w:color="auto" w:fill="FFC7CE"/>
-          </w:tcPr>
-          <w:p>
-            <w:pPr>
-              <w:jc w:val="right"/>
-            </w:pPr>
-            <w:r>
-              <w:rPr>
-                <w:color w:val="9C0006"/>
+            <w:shd w:val="clear" w:color="auto" w:fill="C6EFCE"/>
+          </w:tcPr>
+          <w:p>
+            <w:pPr>
+              <w:jc w:val="right"/>
+            </w:pPr>
+            <w:r>
+              <w:rPr>
+                <w:color w:val="006100"/>
                 <w:sz w:val="15"/>
               </w:rPr>
               <w:t>موجود في FINAL MASTER v3</w:t>

--- a/docs/modules/Bookings/DORR_Rider_Merged_All_Features_and_Ideas_status.docx
+++ b/docs/modules/Bookings/DORR_Rider_Merged_All_Features_and_Ideas_status.docx
@@ -13,7 +13,7 @@
           <w:sz w:val="24"/>
           <w:rtl/>
         </w:rPr>
-        <w:t>حالة التنفيذ — تطبيق الراكب (تحديث 2026-10-15)</w:t>
+        <w:t>حالة التنفيذ — تطبيق الراكب (تحديث 2026-10-19)</w:t>
       </w:r>
     </w:p>
     <w:p>

--- a/docs/modules/Bookings/DORR_Rider_Merged_All_Features_and_Ideas_status.docx
+++ b/docs/modules/Bookings/DORR_Rider_Merged_All_Features_and_Ideas_status.docx
@@ -13,7 +13,7 @@
           <w:sz w:val="24"/>
           <w:rtl/>
         </w:rPr>
-        <w:t>حالة التنفيذ — تطبيق الراكب (تحديث 2026-10-19)</w:t>
+        <w:t>حالة التنفيذ — تطبيق الراكب (تحديث 2026-10-20)</w:t>
       </w:r>
     </w:p>
     <w:p>

--- a/docs/modules/Bookings/DORR_Rider_Merged_All_Features_and_Ideas_status.docx
+++ b/docs/modules/Bookings/DORR_Rider_Merged_All_Features_and_Ideas_status.docx
@@ -13,7 +13,7 @@
           <w:sz w:val="24"/>
           <w:rtl/>
         </w:rPr>
-        <w:t>حالة التنفيذ — تطبيق الراكب (تحديث 2026-10-20)</w:t>
+        <w:t>حالة التنفيذ — تطبيق الراكب (تحديث 2026-10-21)</w:t>
       </w:r>
     </w:p>
     <w:p>
@@ -28,7 +28,7 @@
           <w:sz w:val="24"/>
           <w:rtl/>
         </w:rPr>
-        <w:t>🟩 أخضر = تم تنفيذه في الكود: 150 بند</w:t>
+        <w:t>🟩 أخضر = تم تنفيذه في الكود: 166 بند</w:t>
       </w:r>
     </w:p>
     <w:p>
@@ -43,7 +43,7 @@
           <w:sz w:val="24"/>
           <w:rtl/>
         </w:rPr>
-        <w:t>🟥 أحمر = لم يُنفَّذ بعد: 152 بند</w:t>
+        <w:t>🟥 أحمر = لم يُنفَّذ بعد: 136 بند</w:t>
       </w:r>
     </w:p>
     <w:p>
@@ -57,7 +57,7 @@
           <w:sz w:val="24"/>
           <w:rtl/>
         </w:rPr>
-        <w:t>الإجمالي: 302 بند — نسبة الإنجاز 50%</w:t>
+        <w:t>الإجمالي: 302 بند — نسبة الإنجاز 55%</w:t>
       </w:r>
     </w:p>
     <w:p>
@@ -15674,7 +15674,7 @@
           <w:tcPr>
             <w:tcW w:type="dxa" w:w="2131"/>
             <w:vAlign w:val="center"/>
-            <w:shd w:val="clear" w:color="auto" w:fill="FFC7CE"/>
+            <w:shd w:val="clear" w:color="auto" w:fill="C6EFCE"/>
           </w:tcPr>
           <w:p>
             <w:pPr>
@@ -15682,7 +15682,7 @@
             </w:pPr>
             <w:r>
               <w:rPr>
-                <w:color w:val="9C0006"/>
+                <w:color w:val="006100"/>
                 <w:sz w:val="15"/>
               </w:rPr>
               <w:t>146</w:t>
@@ -15693,15 +15693,15 @@
           <w:tcPr>
             <w:tcW w:type="dxa" w:w="2131"/>
             <w:vAlign w:val="center"/>
-            <w:shd w:val="clear" w:color="auto" w:fill="FFC7CE"/>
-          </w:tcPr>
-          <w:p>
-            <w:pPr>
-              <w:jc w:val="right"/>
-            </w:pPr>
-            <w:r>
-              <w:rPr>
-                <w:color w:val="9C0006"/>
+            <w:shd w:val="clear" w:color="auto" w:fill="C6EFCE"/>
+          </w:tcPr>
+          <w:p>
+            <w:pPr>
+              <w:jc w:val="right"/>
+            </w:pPr>
+            <w:r>
+              <w:rPr>
+                <w:color w:val="006100"/>
                 <w:sz w:val="15"/>
               </w:rPr>
               <w:t>إظهار النقاط المكتسبة من الرحلة</w:t>
@@ -15712,15 +15712,15 @@
           <w:tcPr>
             <w:tcW w:type="dxa" w:w="2131"/>
             <w:vAlign w:val="center"/>
-            <w:shd w:val="clear" w:color="auto" w:fill="FFC7CE"/>
-          </w:tcPr>
-          <w:p>
-            <w:pPr>
-              <w:jc w:val="right"/>
-            </w:pPr>
-            <w:r>
-              <w:rPr>
-                <w:color w:val="9C0006"/>
+            <w:shd w:val="clear" w:color="auto" w:fill="C6EFCE"/>
+          </w:tcPr>
+          <w:p>
+            <w:pPr>
+              <w:jc w:val="right"/>
+            </w:pPr>
+            <w:r>
+              <w:rPr>
+                <w:color w:val="006100"/>
                 <w:sz w:val="15"/>
               </w:rPr>
               <w:t>Breakdown</w:t>
@@ -15731,15 +15731,15 @@
           <w:tcPr>
             <w:tcW w:type="dxa" w:w="2131"/>
             <w:vAlign w:val="center"/>
-            <w:shd w:val="clear" w:color="auto" w:fill="FFC7CE"/>
-          </w:tcPr>
-          <w:p>
-            <w:pPr>
-              <w:jc w:val="right"/>
-            </w:pPr>
-            <w:r>
-              <w:rPr>
-                <w:color w:val="9C0006"/>
+            <w:shd w:val="clear" w:color="auto" w:fill="C6EFCE"/>
+          </w:tcPr>
+          <w:p>
+            <w:pPr>
+              <w:jc w:val="right"/>
+            </w:pPr>
+            <w:r>
+              <w:rPr>
+                <w:color w:val="006100"/>
                 <w:sz w:val="15"/>
               </w:rPr>
               <w:t>Loyalty engine</w:t>
@@ -15750,15 +15750,15 @@
           <w:tcPr>
             <w:tcW w:type="dxa" w:w="2131"/>
             <w:vAlign w:val="center"/>
-            <w:shd w:val="clear" w:color="auto" w:fill="FFC7CE"/>
-          </w:tcPr>
-          <w:p>
-            <w:pPr>
-              <w:jc w:val="right"/>
-            </w:pPr>
-            <w:r>
-              <w:rPr>
-                <w:color w:val="9C0006"/>
+            <w:shd w:val="clear" w:color="auto" w:fill="C6EFCE"/>
+          </w:tcPr>
+          <w:p>
+            <w:pPr>
+              <w:jc w:val="right"/>
+            </w:pPr>
+            <w:r>
+              <w:rPr>
+                <w:color w:val="006100"/>
                 <w:sz w:val="15"/>
               </w:rPr>
               <w:t>موجود في FINAL MASTER v3</w:t>
@@ -15771,7 +15771,7 @@
           <w:tcPr>
             <w:tcW w:type="dxa" w:w="2131"/>
             <w:vAlign w:val="center"/>
-            <w:shd w:val="clear" w:color="auto" w:fill="FFC7CE"/>
+            <w:shd w:val="clear" w:color="auto" w:fill="C6EFCE"/>
           </w:tcPr>
           <w:p>
             <w:pPr>
@@ -15779,7 +15779,7 @@
             </w:pPr>
             <w:r>
               <w:rPr>
-                <w:color w:val="9C0006"/>
+                <w:color w:val="006100"/>
                 <w:sz w:val="15"/>
               </w:rPr>
               <w:t>147</w:t>
@@ -15790,15 +15790,15 @@
           <w:tcPr>
             <w:tcW w:type="dxa" w:w="2131"/>
             <w:vAlign w:val="center"/>
-            <w:shd w:val="clear" w:color="auto" w:fill="FFC7CE"/>
-          </w:tcPr>
-          <w:p>
-            <w:pPr>
-              <w:jc w:val="right"/>
-            </w:pPr>
-            <w:r>
-              <w:rPr>
-                <w:color w:val="9C0006"/>
+            <w:shd w:val="clear" w:color="auto" w:fill="C6EFCE"/>
+          </w:tcPr>
+          <w:p>
+            <w:pPr>
+              <w:jc w:val="right"/>
+            </w:pPr>
+            <w:r>
+              <w:rPr>
+                <w:color w:val="006100"/>
                 <w:sz w:val="15"/>
               </w:rPr>
               <w:t>رصيد نقاط الولاء</w:t>
@@ -15809,15 +15809,15 @@
           <w:tcPr>
             <w:tcW w:type="dxa" w:w="2131"/>
             <w:vAlign w:val="center"/>
-            <w:shd w:val="clear" w:color="auto" w:fill="FFC7CE"/>
-          </w:tcPr>
-          <w:p>
-            <w:pPr>
-              <w:jc w:val="right"/>
-            </w:pPr>
-            <w:r>
-              <w:rPr>
-                <w:color w:val="9C0006"/>
+            <w:shd w:val="clear" w:color="auto" w:fill="C6EFCE"/>
+          </w:tcPr>
+          <w:p>
+            <w:pPr>
+              <w:jc w:val="right"/>
+            </w:pPr>
+            <w:r>
+              <w:rPr>
+                <w:color w:val="006100"/>
                 <w:sz w:val="15"/>
               </w:rPr>
               <w:t>Dashboard</w:t>
@@ -15828,15 +15828,15 @@
           <w:tcPr>
             <w:tcW w:type="dxa" w:w="2131"/>
             <w:vAlign w:val="center"/>
-            <w:shd w:val="clear" w:color="auto" w:fill="FFC7CE"/>
-          </w:tcPr>
-          <w:p>
-            <w:pPr>
-              <w:jc w:val="right"/>
-            </w:pPr>
-            <w:r>
-              <w:rPr>
-                <w:color w:val="9C0006"/>
+            <w:shd w:val="clear" w:color="auto" w:fill="C6EFCE"/>
+          </w:tcPr>
+          <w:p>
+            <w:pPr>
+              <w:jc w:val="right"/>
+            </w:pPr>
+            <w:r>
+              <w:rPr>
+                <w:color w:val="006100"/>
                 <w:sz w:val="15"/>
               </w:rPr>
               <w:t>Points ledger</w:t>
@@ -15847,15 +15847,15 @@
           <w:tcPr>
             <w:tcW w:type="dxa" w:w="2131"/>
             <w:vAlign w:val="center"/>
-            <w:shd w:val="clear" w:color="auto" w:fill="FFC7CE"/>
-          </w:tcPr>
-          <w:p>
-            <w:pPr>
-              <w:jc w:val="right"/>
-            </w:pPr>
-            <w:r>
-              <w:rPr>
-                <w:color w:val="9C0006"/>
+            <w:shd w:val="clear" w:color="auto" w:fill="C6EFCE"/>
+          </w:tcPr>
+          <w:p>
+            <w:pPr>
+              <w:jc w:val="right"/>
+            </w:pPr>
+            <w:r>
+              <w:rPr>
+                <w:color w:val="006100"/>
                 <w:sz w:val="15"/>
               </w:rPr>
               <w:t>موجود في FINAL MASTER v3</w:t>
@@ -15868,7 +15868,7 @@
           <w:tcPr>
             <w:tcW w:type="dxa" w:w="2131"/>
             <w:vAlign w:val="center"/>
-            <w:shd w:val="clear" w:color="auto" w:fill="FFC7CE"/>
+            <w:shd w:val="clear" w:color="auto" w:fill="C6EFCE"/>
           </w:tcPr>
           <w:p>
             <w:pPr>
@@ -15876,7 +15876,7 @@
             </w:pPr>
             <w:r>
               <w:rPr>
-                <w:color w:val="9C0006"/>
+                <w:color w:val="006100"/>
                 <w:sz w:val="15"/>
               </w:rPr>
               <w:t>148</w:t>
@@ -15887,15 +15887,15 @@
           <w:tcPr>
             <w:tcW w:type="dxa" w:w="2131"/>
             <w:vAlign w:val="center"/>
-            <w:shd w:val="clear" w:color="auto" w:fill="FFC7CE"/>
-          </w:tcPr>
-          <w:p>
-            <w:pPr>
-              <w:jc w:val="right"/>
-            </w:pPr>
-            <w:r>
-              <w:rPr>
-                <w:color w:val="9C0006"/>
+            <w:shd w:val="clear" w:color="auto" w:fill="C6EFCE"/>
+          </w:tcPr>
+          <w:p>
+            <w:pPr>
+              <w:jc w:val="right"/>
+            </w:pPr>
+            <w:r>
+              <w:rPr>
+                <w:color w:val="006100"/>
                 <w:sz w:val="15"/>
               </w:rPr>
               <w:t>مستويات العضوية</w:t>
@@ -15906,15 +15906,15 @@
           <w:tcPr>
             <w:tcW w:type="dxa" w:w="2131"/>
             <w:vAlign w:val="center"/>
-            <w:shd w:val="clear" w:color="auto" w:fill="FFC7CE"/>
-          </w:tcPr>
-          <w:p>
-            <w:pPr>
-              <w:jc w:val="right"/>
-            </w:pPr>
-            <w:r>
-              <w:rPr>
-                <w:color w:val="9C0006"/>
+            <w:shd w:val="clear" w:color="auto" w:fill="C6EFCE"/>
+          </w:tcPr>
+          <w:p>
+            <w:pPr>
+              <w:jc w:val="right"/>
+            </w:pPr>
+            <w:r>
+              <w:rPr>
+                <w:color w:val="006100"/>
                 <w:sz w:val="15"/>
               </w:rPr>
               <w:t>Tier view</w:t>
@@ -15925,15 +15925,15 @@
           <w:tcPr>
             <w:tcW w:type="dxa" w:w="2131"/>
             <w:vAlign w:val="center"/>
-            <w:shd w:val="clear" w:color="auto" w:fill="FFC7CE"/>
-          </w:tcPr>
-          <w:p>
-            <w:pPr>
-              <w:jc w:val="right"/>
-            </w:pPr>
-            <w:r>
-              <w:rPr>
-                <w:color w:val="9C0006"/>
+            <w:shd w:val="clear" w:color="auto" w:fill="C6EFCE"/>
+          </w:tcPr>
+          <w:p>
+            <w:pPr>
+              <w:jc w:val="right"/>
+            </w:pPr>
+            <w:r>
+              <w:rPr>
+                <w:color w:val="006100"/>
                 <w:sz w:val="15"/>
               </w:rPr>
               <w:t>Tier engine</w:t>
@@ -15944,15 +15944,15 @@
           <w:tcPr>
             <w:tcW w:type="dxa" w:w="2131"/>
             <w:vAlign w:val="center"/>
-            <w:shd w:val="clear" w:color="auto" w:fill="FFC7CE"/>
-          </w:tcPr>
-          <w:p>
-            <w:pPr>
-              <w:jc w:val="right"/>
-            </w:pPr>
-            <w:r>
-              <w:rPr>
-                <w:color w:val="9C0006"/>
+            <w:shd w:val="clear" w:color="auto" w:fill="C6EFCE"/>
+          </w:tcPr>
+          <w:p>
+            <w:pPr>
+              <w:jc w:val="right"/>
+            </w:pPr>
+            <w:r>
+              <w:rPr>
+                <w:color w:val="006100"/>
                 <w:sz w:val="15"/>
               </w:rPr>
               <w:t>موجود في FINAL MASTER v3</w:t>
@@ -15965,7 +15965,7 @@
           <w:tcPr>
             <w:tcW w:type="dxa" w:w="2131"/>
             <w:vAlign w:val="center"/>
-            <w:shd w:val="clear" w:color="auto" w:fill="FFC7CE"/>
+            <w:shd w:val="clear" w:color="auto" w:fill="C6EFCE"/>
           </w:tcPr>
           <w:p>
             <w:pPr>
@@ -15973,7 +15973,7 @@
             </w:pPr>
             <w:r>
               <w:rPr>
-                <w:color w:val="9C0006"/>
+                <w:color w:val="006100"/>
                 <w:sz w:val="15"/>
               </w:rPr>
               <w:t>149</w:t>
@@ -15984,15 +15984,15 @@
           <w:tcPr>
             <w:tcW w:type="dxa" w:w="2131"/>
             <w:vAlign w:val="center"/>
-            <w:shd w:val="clear" w:color="auto" w:fill="FFC7CE"/>
-          </w:tcPr>
-          <w:p>
-            <w:pPr>
-              <w:jc w:val="right"/>
-            </w:pPr>
-            <w:r>
-              <w:rPr>
-                <w:color w:val="9C0006"/>
+            <w:shd w:val="clear" w:color="auto" w:fill="C6EFCE"/>
+          </w:tcPr>
+          <w:p>
+            <w:pPr>
+              <w:jc w:val="right"/>
+            </w:pPr>
+            <w:r>
+              <w:rPr>
+                <w:color w:val="006100"/>
                 <w:sz w:val="15"/>
               </w:rPr>
               <w:t>شريط تقدم للمستوى التالي</w:t>
@@ -16003,15 +16003,15 @@
           <w:tcPr>
             <w:tcW w:type="dxa" w:w="2131"/>
             <w:vAlign w:val="center"/>
-            <w:shd w:val="clear" w:color="auto" w:fill="FFC7CE"/>
-          </w:tcPr>
-          <w:p>
-            <w:pPr>
-              <w:jc w:val="right"/>
-            </w:pPr>
-            <w:r>
-              <w:rPr>
-                <w:color w:val="9C0006"/>
+            <w:shd w:val="clear" w:color="auto" w:fill="C6EFCE"/>
+          </w:tcPr>
+          <w:p>
+            <w:pPr>
+              <w:jc w:val="right"/>
+            </w:pPr>
+            <w:r>
+              <w:rPr>
+                <w:color w:val="006100"/>
                 <w:sz w:val="15"/>
               </w:rPr>
               <w:t>Progress</w:t>
@@ -16022,15 +16022,15 @@
           <w:tcPr>
             <w:tcW w:type="dxa" w:w="2131"/>
             <w:vAlign w:val="center"/>
-            <w:shd w:val="clear" w:color="auto" w:fill="FFC7CE"/>
-          </w:tcPr>
-          <w:p>
-            <w:pPr>
-              <w:jc w:val="right"/>
-            </w:pPr>
-            <w:r>
-              <w:rPr>
-                <w:color w:val="9C0006"/>
+            <w:shd w:val="clear" w:color="auto" w:fill="C6EFCE"/>
+          </w:tcPr>
+          <w:p>
+            <w:pPr>
+              <w:jc w:val="right"/>
+            </w:pPr>
+            <w:r>
+              <w:rPr>
+                <w:color w:val="006100"/>
                 <w:sz w:val="15"/>
               </w:rPr>
               <w:t>Server thresholds</w:t>
@@ -16041,15 +16041,15 @@
           <w:tcPr>
             <w:tcW w:type="dxa" w:w="2131"/>
             <w:vAlign w:val="center"/>
-            <w:shd w:val="clear" w:color="auto" w:fill="FFC7CE"/>
-          </w:tcPr>
-          <w:p>
-            <w:pPr>
-              <w:jc w:val="right"/>
-            </w:pPr>
-            <w:r>
-              <w:rPr>
-                <w:color w:val="9C0006"/>
+            <w:shd w:val="clear" w:color="auto" w:fill="C6EFCE"/>
+          </w:tcPr>
+          <w:p>
+            <w:pPr>
+              <w:jc w:val="right"/>
+            </w:pPr>
+            <w:r>
+              <w:rPr>
+                <w:color w:val="006100"/>
                 <w:sz w:val="15"/>
               </w:rPr>
               <w:t>موجود في FINAL MASTER v3</w:t>
@@ -16062,7 +16062,7 @@
           <w:tcPr>
             <w:tcW w:type="dxa" w:w="2131"/>
             <w:vAlign w:val="center"/>
-            <w:shd w:val="clear" w:color="auto" w:fill="FFC7CE"/>
+            <w:shd w:val="clear" w:color="auto" w:fill="C6EFCE"/>
           </w:tcPr>
           <w:p>
             <w:pPr>
@@ -16070,7 +16070,7 @@
             </w:pPr>
             <w:r>
               <w:rPr>
-                <w:color w:val="9C0006"/>
+                <w:color w:val="006100"/>
                 <w:sz w:val="15"/>
               </w:rPr>
               <w:t>150</w:t>
@@ -16081,15 +16081,15 @@
           <w:tcPr>
             <w:tcW w:type="dxa" w:w="2131"/>
             <w:vAlign w:val="center"/>
-            <w:shd w:val="clear" w:color="auto" w:fill="FFC7CE"/>
-          </w:tcPr>
-          <w:p>
-            <w:pPr>
-              <w:jc w:val="right"/>
-            </w:pPr>
-            <w:r>
-              <w:rPr>
-                <w:color w:val="9C0006"/>
+            <w:shd w:val="clear" w:color="auto" w:fill="C6EFCE"/>
+          </w:tcPr>
+          <w:p>
+            <w:pPr>
+              <w:jc w:val="right"/>
+            </w:pPr>
+            <w:r>
+              <w:rPr>
+                <w:color w:val="006100"/>
                 <w:sz w:val="15"/>
               </w:rPr>
               <w:t>الشارات</w:t>
@@ -16100,15 +16100,15 @@
           <w:tcPr>
             <w:tcW w:type="dxa" w:w="2131"/>
             <w:vAlign w:val="center"/>
-            <w:shd w:val="clear" w:color="auto" w:fill="FFC7CE"/>
-          </w:tcPr>
-          <w:p>
-            <w:pPr>
-              <w:jc w:val="right"/>
-            </w:pPr>
-            <w:r>
-              <w:rPr>
-                <w:color w:val="9C0006"/>
+            <w:shd w:val="clear" w:color="auto" w:fill="C6EFCE"/>
+          </w:tcPr>
+          <w:p>
+            <w:pPr>
+              <w:jc w:val="right"/>
+            </w:pPr>
+            <w:r>
+              <w:rPr>
+                <w:color w:val="006100"/>
                 <w:sz w:val="15"/>
               </w:rPr>
               <w:t>Badges</w:t>
@@ -16119,15 +16119,15 @@
           <w:tcPr>
             <w:tcW w:type="dxa" w:w="2131"/>
             <w:vAlign w:val="center"/>
-            <w:shd w:val="clear" w:color="auto" w:fill="FFC7CE"/>
-          </w:tcPr>
-          <w:p>
-            <w:pPr>
-              <w:jc w:val="right"/>
-            </w:pPr>
-            <w:r>
-              <w:rPr>
-                <w:color w:val="9C0006"/>
+            <w:shd w:val="clear" w:color="auto" w:fill="C6EFCE"/>
+          </w:tcPr>
+          <w:p>
+            <w:pPr>
+              <w:jc w:val="right"/>
+            </w:pPr>
+            <w:r>
+              <w:rPr>
+                <w:color w:val="006100"/>
                 <w:sz w:val="15"/>
               </w:rPr>
               <w:t>Achievement engine</w:t>
@@ -16138,15 +16138,15 @@
           <w:tcPr>
             <w:tcW w:type="dxa" w:w="2131"/>
             <w:vAlign w:val="center"/>
-            <w:shd w:val="clear" w:color="auto" w:fill="FFC7CE"/>
-          </w:tcPr>
-          <w:p>
-            <w:pPr>
-              <w:jc w:val="right"/>
-            </w:pPr>
-            <w:r>
-              <w:rPr>
-                <w:color w:val="9C0006"/>
+            <w:shd w:val="clear" w:color="auto" w:fill="C6EFCE"/>
+          </w:tcPr>
+          <w:p>
+            <w:pPr>
+              <w:jc w:val="right"/>
+            </w:pPr>
+            <w:r>
+              <w:rPr>
+                <w:color w:val="006100"/>
                 <w:sz w:val="15"/>
               </w:rPr>
               <w:t>موجود في FINAL MASTER v3</w:t>
@@ -16159,7 +16159,7 @@
           <w:tcPr>
             <w:tcW w:type="dxa" w:w="2131"/>
             <w:vAlign w:val="center"/>
-            <w:shd w:val="clear" w:color="auto" w:fill="FFC7CE"/>
+            <w:shd w:val="clear" w:color="auto" w:fill="C6EFCE"/>
           </w:tcPr>
           <w:p>
             <w:pPr>
@@ -16167,7 +16167,7 @@
             </w:pPr>
             <w:r>
               <w:rPr>
-                <w:color w:val="9C0006"/>
+                <w:color w:val="006100"/>
                 <w:sz w:val="15"/>
               </w:rPr>
               <w:t>151</w:t>
@@ -16178,15 +16178,15 @@
           <w:tcPr>
             <w:tcW w:type="dxa" w:w="2131"/>
             <w:vAlign w:val="center"/>
-            <w:shd w:val="clear" w:color="auto" w:fill="FFC7CE"/>
-          </w:tcPr>
-          <w:p>
-            <w:pPr>
-              <w:jc w:val="right"/>
-            </w:pPr>
-            <w:r>
-              <w:rPr>
-                <w:color w:val="9C0006"/>
+            <w:shd w:val="clear" w:color="auto" w:fill="C6EFCE"/>
+          </w:tcPr>
+          <w:p>
+            <w:pPr>
+              <w:jc w:val="right"/>
+            </w:pPr>
+            <w:r>
+              <w:rPr>
+                <w:color w:val="006100"/>
                 <w:sz w:val="15"/>
               </w:rPr>
               <w:t>التحديات الأسبوعية/الموسمية</w:t>
@@ -16197,15 +16197,15 @@
           <w:tcPr>
             <w:tcW w:type="dxa" w:w="2131"/>
             <w:vAlign w:val="center"/>
-            <w:shd w:val="clear" w:color="auto" w:fill="FFC7CE"/>
-          </w:tcPr>
-          <w:p>
-            <w:pPr>
-              <w:jc w:val="right"/>
-            </w:pPr>
-            <w:r>
-              <w:rPr>
-                <w:color w:val="9C0006"/>
+            <w:shd w:val="clear" w:color="auto" w:fill="C6EFCE"/>
+          </w:tcPr>
+          <w:p>
+            <w:pPr>
+              <w:jc w:val="right"/>
+            </w:pPr>
+            <w:r>
+              <w:rPr>
+                <w:color w:val="006100"/>
                 <w:sz w:val="15"/>
               </w:rPr>
               <w:t>Challenges</w:t>
@@ -16216,15 +16216,15 @@
           <w:tcPr>
             <w:tcW w:type="dxa" w:w="2131"/>
             <w:vAlign w:val="center"/>
-            <w:shd w:val="clear" w:color="auto" w:fill="FFC7CE"/>
-          </w:tcPr>
-          <w:p>
-            <w:pPr>
-              <w:jc w:val="right"/>
-            </w:pPr>
-            <w:r>
-              <w:rPr>
-                <w:color w:val="9C0006"/>
+            <w:shd w:val="clear" w:color="auto" w:fill="C6EFCE"/>
+          </w:tcPr>
+          <w:p>
+            <w:pPr>
+              <w:jc w:val="right"/>
+            </w:pPr>
+            <w:r>
+              <w:rPr>
+                <w:color w:val="006100"/>
                 <w:sz w:val="15"/>
               </w:rPr>
               <w:t>Configurable campaigns</w:t>
@@ -16235,15 +16235,15 @@
           <w:tcPr>
             <w:tcW w:type="dxa" w:w="2131"/>
             <w:vAlign w:val="center"/>
-            <w:shd w:val="clear" w:color="auto" w:fill="FFC7CE"/>
-          </w:tcPr>
-          <w:p>
-            <w:pPr>
-              <w:jc w:val="right"/>
-            </w:pPr>
-            <w:r>
-              <w:rPr>
-                <w:color w:val="9C0006"/>
+            <w:shd w:val="clear" w:color="auto" w:fill="C6EFCE"/>
+          </w:tcPr>
+          <w:p>
+            <w:pPr>
+              <w:jc w:val="right"/>
+            </w:pPr>
+            <w:r>
+              <w:rPr>
+                <w:color w:val="006100"/>
                 <w:sz w:val="15"/>
               </w:rPr>
               <w:t>موجود في FINAL MASTER v3</w:t>
@@ -16256,7 +16256,7 @@
           <w:tcPr>
             <w:tcW w:type="dxa" w:w="2131"/>
             <w:vAlign w:val="center"/>
-            <w:shd w:val="clear" w:color="auto" w:fill="FFC7CE"/>
+            <w:shd w:val="clear" w:color="auto" w:fill="C6EFCE"/>
           </w:tcPr>
           <w:p>
             <w:pPr>
@@ -16264,7 +16264,7 @@
             </w:pPr>
             <w:r>
               <w:rPr>
-                <w:color w:val="9C0006"/>
+                <w:color w:val="006100"/>
                 <w:sz w:val="15"/>
               </w:rPr>
               <w:t>152</w:t>
@@ -16275,15 +16275,15 @@
           <w:tcPr>
             <w:tcW w:type="dxa" w:w="2131"/>
             <w:vAlign w:val="center"/>
-            <w:shd w:val="clear" w:color="auto" w:fill="FFC7CE"/>
-          </w:tcPr>
-          <w:p>
-            <w:pPr>
-              <w:jc w:val="right"/>
-            </w:pPr>
-            <w:r>
-              <w:rPr>
-                <w:color w:val="9C0006"/>
+            <w:shd w:val="clear" w:color="auto" w:fill="C6EFCE"/>
+          </w:tcPr>
+          <w:p>
+            <w:pPr>
+              <w:jc w:val="right"/>
+            </w:pPr>
+            <w:r>
+              <w:rPr>
+                <w:color w:val="006100"/>
                 <w:sz w:val="15"/>
               </w:rPr>
               <w:t>استبدال النقاط</w:t>
@@ -16294,15 +16294,15 @@
           <w:tcPr>
             <w:tcW w:type="dxa" w:w="2131"/>
             <w:vAlign w:val="center"/>
-            <w:shd w:val="clear" w:color="auto" w:fill="FFC7CE"/>
-          </w:tcPr>
-          <w:p>
-            <w:pPr>
-              <w:jc w:val="right"/>
-            </w:pPr>
-            <w:r>
-              <w:rPr>
-                <w:color w:val="9C0006"/>
+            <w:shd w:val="clear" w:color="auto" w:fill="C6EFCE"/>
+          </w:tcPr>
+          <w:p>
+            <w:pPr>
+              <w:jc w:val="right"/>
+            </w:pPr>
+            <w:r>
+              <w:rPr>
+                <w:color w:val="006100"/>
                 <w:sz w:val="15"/>
               </w:rPr>
               <w:t>Redeem flow</w:t>
@@ -16313,15 +16313,15 @@
           <w:tcPr>
             <w:tcW w:type="dxa" w:w="2131"/>
             <w:vAlign w:val="center"/>
-            <w:shd w:val="clear" w:color="auto" w:fill="FFC7CE"/>
-          </w:tcPr>
-          <w:p>
-            <w:pPr>
-              <w:jc w:val="right"/>
-            </w:pPr>
-            <w:r>
-              <w:rPr>
-                <w:color w:val="9C0006"/>
+            <w:shd w:val="clear" w:color="auto" w:fill="C6EFCE"/>
+          </w:tcPr>
+          <w:p>
+            <w:pPr>
+              <w:jc w:val="right"/>
+            </w:pPr>
+            <w:r>
+              <w:rPr>
+                <w:color w:val="006100"/>
                 <w:sz w:val="15"/>
               </w:rPr>
               <w:t>Atomic redemption</w:t>
@@ -16332,15 +16332,15 @@
           <w:tcPr>
             <w:tcW w:type="dxa" w:w="2131"/>
             <w:vAlign w:val="center"/>
-            <w:shd w:val="clear" w:color="auto" w:fill="FFC7CE"/>
-          </w:tcPr>
-          <w:p>
-            <w:pPr>
-              <w:jc w:val="right"/>
-            </w:pPr>
-            <w:r>
-              <w:rPr>
-                <w:color w:val="9C0006"/>
+            <w:shd w:val="clear" w:color="auto" w:fill="C6EFCE"/>
+          </w:tcPr>
+          <w:p>
+            <w:pPr>
+              <w:jc w:val="right"/>
+            </w:pPr>
+            <w:r>
+              <w:rPr>
+                <w:color w:val="006100"/>
                 <w:sz w:val="15"/>
               </w:rPr>
               <w:t>موجود في FINAL MASTER v3</w:t>
@@ -16353,7 +16353,7 @@
           <w:tcPr>
             <w:tcW w:type="dxa" w:w="2131"/>
             <w:vAlign w:val="center"/>
-            <w:shd w:val="clear" w:color="auto" w:fill="FFC7CE"/>
+            <w:shd w:val="clear" w:color="auto" w:fill="C6EFCE"/>
           </w:tcPr>
           <w:p>
             <w:pPr>
@@ -16361,7 +16361,7 @@
             </w:pPr>
             <w:r>
               <w:rPr>
-                <w:color w:val="9C0006"/>
+                <w:color w:val="006100"/>
                 <w:sz w:val="15"/>
               </w:rPr>
               <w:t>153</w:t>
@@ -16372,15 +16372,15 @@
           <w:tcPr>
             <w:tcW w:type="dxa" w:w="2131"/>
             <w:vAlign w:val="center"/>
-            <w:shd w:val="clear" w:color="auto" w:fill="FFC7CE"/>
-          </w:tcPr>
-          <w:p>
-            <w:pPr>
-              <w:jc w:val="right"/>
-            </w:pPr>
-            <w:r>
-              <w:rPr>
-                <w:color w:val="9C0006"/>
+            <w:shd w:val="clear" w:color="auto" w:fill="C6EFCE"/>
+          </w:tcPr>
+          <w:p>
+            <w:pPr>
+              <w:jc w:val="right"/>
+            </w:pPr>
+            <w:r>
+              <w:rPr>
+                <w:color w:val="006100"/>
                 <w:sz w:val="15"/>
               </w:rPr>
               <w:t>سجل الاستبدال</w:t>
@@ -16391,15 +16391,15 @@
           <w:tcPr>
             <w:tcW w:type="dxa" w:w="2131"/>
             <w:vAlign w:val="center"/>
-            <w:shd w:val="clear" w:color="auto" w:fill="FFC7CE"/>
-          </w:tcPr>
-          <w:p>
-            <w:pPr>
-              <w:jc w:val="right"/>
-            </w:pPr>
-            <w:r>
-              <w:rPr>
-                <w:color w:val="9C0006"/>
+            <w:shd w:val="clear" w:color="auto" w:fill="C6EFCE"/>
+          </w:tcPr>
+          <w:p>
+            <w:pPr>
+              <w:jc w:val="right"/>
+            </w:pPr>
+            <w:r>
+              <w:rPr>
+                <w:color w:val="006100"/>
                 <w:sz w:val="15"/>
               </w:rPr>
               <w:t>History</w:t>
@@ -16410,15 +16410,15 @@
           <w:tcPr>
             <w:tcW w:type="dxa" w:w="2131"/>
             <w:vAlign w:val="center"/>
-            <w:shd w:val="clear" w:color="auto" w:fill="FFC7CE"/>
-          </w:tcPr>
-          <w:p>
-            <w:pPr>
-              <w:jc w:val="right"/>
-            </w:pPr>
-            <w:r>
-              <w:rPr>
-                <w:color w:val="9C0006"/>
+            <w:shd w:val="clear" w:color="auto" w:fill="C6EFCE"/>
+          </w:tcPr>
+          <w:p>
+            <w:pPr>
+              <w:jc w:val="right"/>
+            </w:pPr>
+            <w:r>
+              <w:rPr>
+                <w:color w:val="006100"/>
                 <w:sz w:val="15"/>
               </w:rPr>
               <w:t>Ledger</w:t>
@@ -16429,15 +16429,15 @@
           <w:tcPr>
             <w:tcW w:type="dxa" w:w="2131"/>
             <w:vAlign w:val="center"/>
-            <w:shd w:val="clear" w:color="auto" w:fill="FFC7CE"/>
-          </w:tcPr>
-          <w:p>
-            <w:pPr>
-              <w:jc w:val="right"/>
-            </w:pPr>
-            <w:r>
-              <w:rPr>
-                <w:color w:val="9C0006"/>
+            <w:shd w:val="clear" w:color="auto" w:fill="C6EFCE"/>
+          </w:tcPr>
+          <w:p>
+            <w:pPr>
+              <w:jc w:val="right"/>
+            </w:pPr>
+            <w:r>
+              <w:rPr>
+                <w:color w:val="006100"/>
                 <w:sz w:val="15"/>
               </w:rPr>
               <w:t>موجود في FINAL MASTER v3</w:t>
@@ -16450,7 +16450,7 @@
           <w:tcPr>
             <w:tcW w:type="dxa" w:w="2131"/>
             <w:vAlign w:val="center"/>
-            <w:shd w:val="clear" w:color="auto" w:fill="FFC7CE"/>
+            <w:shd w:val="clear" w:color="auto" w:fill="C6EFCE"/>
           </w:tcPr>
           <w:p>
             <w:pPr>
@@ -16458,7 +16458,7 @@
             </w:pPr>
             <w:r>
               <w:rPr>
-                <w:color w:val="9C0006"/>
+                <w:color w:val="006100"/>
                 <w:sz w:val="15"/>
               </w:rPr>
               <w:t>154</w:t>
@@ -16469,15 +16469,15 @@
           <w:tcPr>
             <w:tcW w:type="dxa" w:w="2131"/>
             <w:vAlign w:val="center"/>
-            <w:shd w:val="clear" w:color="auto" w:fill="FFC7CE"/>
-          </w:tcPr>
-          <w:p>
-            <w:pPr>
-              <w:jc w:val="right"/>
-            </w:pPr>
-            <w:r>
-              <w:rPr>
-                <w:color w:val="9C0006"/>
+            <w:shd w:val="clear" w:color="auto" w:fill="C6EFCE"/>
+          </w:tcPr>
+          <w:p>
+            <w:pPr>
+              <w:jc w:val="right"/>
+            </w:pPr>
+            <w:r>
+              <w:rPr>
+                <w:color w:val="006100"/>
                 <w:sz w:val="15"/>
               </w:rPr>
               <w:t>مزايا الشرائح</w:t>
@@ -16488,15 +16488,15 @@
           <w:tcPr>
             <w:tcW w:type="dxa" w:w="2131"/>
             <w:vAlign w:val="center"/>
-            <w:shd w:val="clear" w:color="auto" w:fill="FFC7CE"/>
-          </w:tcPr>
-          <w:p>
-            <w:pPr>
-              <w:jc w:val="right"/>
-            </w:pPr>
-            <w:r>
-              <w:rPr>
-                <w:color w:val="9C0006"/>
+            <w:shd w:val="clear" w:color="auto" w:fill="C6EFCE"/>
+          </w:tcPr>
+          <w:p>
+            <w:pPr>
+              <w:jc w:val="right"/>
+            </w:pPr>
+            <w:r>
+              <w:rPr>
+                <w:color w:val="006100"/>
                 <w:sz w:val="15"/>
               </w:rPr>
               <w:t>Comparison</w:t>
@@ -16507,15 +16507,15 @@
           <w:tcPr>
             <w:tcW w:type="dxa" w:w="2131"/>
             <w:vAlign w:val="center"/>
-            <w:shd w:val="clear" w:color="auto" w:fill="FFC7CE"/>
-          </w:tcPr>
-          <w:p>
-            <w:pPr>
-              <w:jc w:val="right"/>
-            </w:pPr>
-            <w:r>
-              <w:rPr>
-                <w:color w:val="9C0006"/>
+            <w:shd w:val="clear" w:color="auto" w:fill="C6EFCE"/>
+          </w:tcPr>
+          <w:p>
+            <w:pPr>
+              <w:jc w:val="right"/>
+            </w:pPr>
+            <w:r>
+              <w:rPr>
+                <w:color w:val="006100"/>
                 <w:sz w:val="15"/>
               </w:rPr>
               <w:t>Benefits configuration</w:t>
@@ -16526,15 +16526,15 @@
           <w:tcPr>
             <w:tcW w:type="dxa" w:w="2131"/>
             <w:vAlign w:val="center"/>
-            <w:shd w:val="clear" w:color="auto" w:fill="FFC7CE"/>
-          </w:tcPr>
-          <w:p>
-            <w:pPr>
-              <w:jc w:val="right"/>
-            </w:pPr>
-            <w:r>
-              <w:rPr>
-                <w:color w:val="9C0006"/>
+            <w:shd w:val="clear" w:color="auto" w:fill="C6EFCE"/>
+          </w:tcPr>
+          <w:p>
+            <w:pPr>
+              <w:jc w:val="right"/>
+            </w:pPr>
+            <w:r>
+              <w:rPr>
+                <w:color w:val="006100"/>
                 <w:sz w:val="15"/>
               </w:rPr>
               <w:t>موجود في FINAL MASTER v3</w:t>
@@ -16547,7 +16547,7 @@
           <w:tcPr>
             <w:tcW w:type="dxa" w:w="2131"/>
             <w:vAlign w:val="center"/>
-            <w:shd w:val="clear" w:color="auto" w:fill="FFC7CE"/>
+            <w:shd w:val="clear" w:color="auto" w:fill="C6EFCE"/>
           </w:tcPr>
           <w:p>
             <w:pPr>
@@ -16555,7 +16555,7 @@
             </w:pPr>
             <w:r>
               <w:rPr>
-                <w:color w:val="9C0006"/>
+                <w:color w:val="006100"/>
                 <w:sz w:val="15"/>
               </w:rPr>
               <w:t>155</w:t>
@@ -16566,15 +16566,15 @@
           <w:tcPr>
             <w:tcW w:type="dxa" w:w="2131"/>
             <w:vAlign w:val="center"/>
-            <w:shd w:val="clear" w:color="auto" w:fill="FFC7CE"/>
-          </w:tcPr>
-          <w:p>
-            <w:pPr>
-              <w:jc w:val="right"/>
-            </w:pPr>
-            <w:r>
-              <w:rPr>
-                <w:color w:val="9C0006"/>
+            <w:shd w:val="clear" w:color="auto" w:fill="C6EFCE"/>
+          </w:tcPr>
+          <w:p>
+            <w:pPr>
+              <w:jc w:val="right"/>
+            </w:pPr>
+            <w:r>
+              <w:rPr>
+                <w:color w:val="006100"/>
                 <w:sz w:val="15"/>
               </w:rPr>
               <w:t>برنامج الراكب الملتزم: نقاط/خصم وفق السياسة</w:t>
@@ -16585,15 +16585,15 @@
           <w:tcPr>
             <w:tcW w:type="dxa" w:w="2131"/>
             <w:vAlign w:val="center"/>
-            <w:shd w:val="clear" w:color="auto" w:fill="FFC7CE"/>
-          </w:tcPr>
-          <w:p>
-            <w:pPr>
-              <w:jc w:val="right"/>
-            </w:pPr>
-            <w:r>
-              <w:rPr>
-                <w:color w:val="9C0006"/>
+            <w:shd w:val="clear" w:color="auto" w:fill="C6EFCE"/>
+          </w:tcPr>
+          <w:p>
+            <w:pPr>
+              <w:jc w:val="right"/>
+            </w:pPr>
+            <w:r>
+              <w:rPr>
+                <w:color w:val="006100"/>
                 <w:sz w:val="15"/>
               </w:rPr>
               <w:t>Benefit notice</w:t>
@@ -16604,15 +16604,15 @@
           <w:tcPr>
             <w:tcW w:type="dxa" w:w="2131"/>
             <w:vAlign w:val="center"/>
-            <w:shd w:val="clear" w:color="auto" w:fill="FFC7CE"/>
-          </w:tcPr>
-          <w:p>
-            <w:pPr>
-              <w:jc w:val="right"/>
-            </w:pPr>
-            <w:r>
-              <w:rPr>
-                <w:color w:val="9C0006"/>
+            <w:shd w:val="clear" w:color="auto" w:fill="C6EFCE"/>
+          </w:tcPr>
+          <w:p>
+            <w:pPr>
+              <w:jc w:val="right"/>
+            </w:pPr>
+            <w:r>
+              <w:rPr>
+                <w:color w:val="006100"/>
                 <w:sz w:val="15"/>
               </w:rPr>
               <w:t>Behavior-based reward, not punitive surveillance</w:t>
@@ -16623,15 +16623,15 @@
           <w:tcPr>
             <w:tcW w:type="dxa" w:w="2131"/>
             <w:vAlign w:val="center"/>
-            <w:shd w:val="clear" w:color="auto" w:fill="FFC7CE"/>
-          </w:tcPr>
-          <w:p>
-            <w:pPr>
-              <w:jc w:val="right"/>
-            </w:pPr>
-            <w:r>
-              <w:rPr>
-                <w:color w:val="9C0006"/>
+            <w:shd w:val="clear" w:color="auto" w:fill="C6EFCE"/>
+          </w:tcPr>
+          <w:p>
+            <w:pPr>
+              <w:jc w:val="right"/>
+            </w:pPr>
+            <w:r>
+              <w:rPr>
+                <w:color w:val="006100"/>
                 <w:sz w:val="15"/>
               </w:rPr>
               <w:t>موجود في FINAL MASTER v3</w:t>
@@ -24920,7 +24920,7 @@
           <w:tcPr>
             <w:tcW w:type="dxa" w:w="2131"/>
             <w:vAlign w:val="center"/>
-            <w:shd w:val="clear" w:color="auto" w:fill="FFC7CE"/>
+            <w:shd w:val="clear" w:color="auto" w:fill="C6EFCE"/>
           </w:tcPr>
           <w:p>
             <w:pPr>
@@ -24928,7 +24928,7 @@
             </w:pPr>
             <w:r>
               <w:rPr>
-                <w:color w:val="9C0006"/>
+                <w:color w:val="006100"/>
                 <w:sz w:val="15"/>
               </w:rPr>
               <w:t>233</w:t>
@@ -24939,15 +24939,15 @@
           <w:tcPr>
             <w:tcW w:type="dxa" w:w="2131"/>
             <w:vAlign w:val="center"/>
-            <w:shd w:val="clear" w:color="auto" w:fill="FFC7CE"/>
-          </w:tcPr>
-          <w:p>
-            <w:pPr>
-              <w:jc w:val="right"/>
-            </w:pPr>
-            <w:r>
-              <w:rPr>
-                <w:color w:val="9C0006"/>
+            <w:shd w:val="clear" w:color="auto" w:fill="C6EFCE"/>
+          </w:tcPr>
+          <w:p>
+            <w:pPr>
+              <w:jc w:val="right"/>
+            </w:pPr>
+            <w:r>
+              <w:rPr>
+                <w:color w:val="006100"/>
                 <w:sz w:val="15"/>
               </w:rPr>
               <w:t>انتظر ووفر Wait &amp; Save</w:t>
@@ -24958,15 +24958,15 @@
           <w:tcPr>
             <w:tcW w:type="dxa" w:w="2131"/>
             <w:vAlign w:val="center"/>
-            <w:shd w:val="clear" w:color="auto" w:fill="FFC7CE"/>
-          </w:tcPr>
-          <w:p>
-            <w:pPr>
-              <w:jc w:val="right"/>
-            </w:pPr>
-            <w:r>
-              <w:rPr>
-                <w:color w:val="9C0006"/>
+            <w:shd w:val="clear" w:color="auto" w:fill="C6EFCE"/>
+          </w:tcPr>
+          <w:p>
+            <w:pPr>
+              <w:jc w:val="right"/>
+            </w:pPr>
+            <w:r>
+              <w:rPr>
+                <w:color w:val="006100"/>
                 <w:sz w:val="15"/>
               </w:rPr>
               <w:t>سعر أقل مقابل ETA أطول</w:t>
@@ -24977,15 +24977,15 @@
           <w:tcPr>
             <w:tcW w:type="dxa" w:w="2131"/>
             <w:vAlign w:val="center"/>
-            <w:shd w:val="clear" w:color="auto" w:fill="FFC7CE"/>
-          </w:tcPr>
-          <w:p>
-            <w:pPr>
-              <w:jc w:val="right"/>
-            </w:pPr>
-            <w:r>
-              <w:rPr>
-                <w:color w:val="9C0006"/>
+            <w:shd w:val="clear" w:color="auto" w:fill="C6EFCE"/>
+          </w:tcPr>
+          <w:p>
+            <w:pPr>
+              <w:jc w:val="right"/>
+            </w:pPr>
+            <w:r>
+              <w:rPr>
+                <w:color w:val="006100"/>
                 <w:sz w:val="15"/>
               </w:rPr>
               <w:t>Dispatch/pricing option</w:t>
@@ -24996,15 +24996,15 @@
           <w:tcPr>
             <w:tcW w:type="dxa" w:w="2131"/>
             <w:vAlign w:val="center"/>
-            <w:shd w:val="clear" w:color="auto" w:fill="FFC7CE"/>
-          </w:tcPr>
-          <w:p>
-            <w:pPr>
-              <w:jc w:val="right"/>
-            </w:pPr>
-            <w:r>
-              <w:rPr>
-                <w:color w:val="9C0006"/>
+            <w:shd w:val="clear" w:color="auto" w:fill="C6EFCE"/>
+          </w:tcPr>
+          <w:p>
+            <w:pPr>
+              <w:jc w:val="right"/>
+            </w:pPr>
+            <w:r>
+              <w:rPr>
+                <w:color w:val="006100"/>
                 <w:sz w:val="15"/>
               </w:rPr>
               <w:t>مضاف في FINAL MASTER v4</w:t>
@@ -25017,7 +25017,7 @@
           <w:tcPr>
             <w:tcW w:type="dxa" w:w="2131"/>
             <w:vAlign w:val="center"/>
-            <w:shd w:val="clear" w:color="auto" w:fill="FFC7CE"/>
+            <w:shd w:val="clear" w:color="auto" w:fill="C6EFCE"/>
           </w:tcPr>
           <w:p>
             <w:pPr>
@@ -25025,7 +25025,7 @@
             </w:pPr>
             <w:r>
               <w:rPr>
-                <w:color w:val="9C0006"/>
+                <w:color w:val="006100"/>
                 <w:sz w:val="15"/>
               </w:rPr>
               <w:t>234</w:t>
@@ -25036,15 +25036,15 @@
           <w:tcPr>
             <w:tcW w:type="dxa" w:w="2131"/>
             <w:vAlign w:val="center"/>
-            <w:shd w:val="clear" w:color="auto" w:fill="FFC7CE"/>
-          </w:tcPr>
-          <w:p>
-            <w:pPr>
-              <w:jc w:val="right"/>
-            </w:pPr>
-            <w:r>
-              <w:rPr>
-                <w:color w:val="9C0006"/>
+            <w:shd w:val="clear" w:color="auto" w:fill="C6EFCE"/>
+          </w:tcPr>
+          <w:p>
+            <w:pPr>
+              <w:jc w:val="right"/>
+            </w:pPr>
+            <w:r>
+              <w:rPr>
+                <w:color w:val="006100"/>
                 <w:sz w:val="15"/>
               </w:rPr>
               <w:t>أولوية الالتقاط Priority Pickup</w:t>
@@ -25055,15 +25055,15 @@
           <w:tcPr>
             <w:tcW w:type="dxa" w:w="2131"/>
             <w:vAlign w:val="center"/>
-            <w:shd w:val="clear" w:color="auto" w:fill="FFC7CE"/>
-          </w:tcPr>
-          <w:p>
-            <w:pPr>
-              <w:jc w:val="right"/>
-            </w:pPr>
-            <w:r>
-              <w:rPr>
-                <w:color w:val="9C0006"/>
+            <w:shd w:val="clear" w:color="auto" w:fill="C6EFCE"/>
+          </w:tcPr>
+          <w:p>
+            <w:pPr>
+              <w:jc w:val="right"/>
+            </w:pPr>
+            <w:r>
+              <w:rPr>
+                <w:color w:val="006100"/>
                 <w:sz w:val="15"/>
               </w:rPr>
               <w:t>رسم وETA قبل التأكيد</w:t>
@@ -25074,15 +25074,15 @@
           <w:tcPr>
             <w:tcW w:type="dxa" w:w="2131"/>
             <w:vAlign w:val="center"/>
-            <w:shd w:val="clear" w:color="auto" w:fill="FFC7CE"/>
-          </w:tcPr>
-          <w:p>
-            <w:pPr>
-              <w:jc w:val="right"/>
-            </w:pPr>
-            <w:r>
-              <w:rPr>
-                <w:color w:val="9C0006"/>
+            <w:shd w:val="clear" w:color="auto" w:fill="C6EFCE"/>
+          </w:tcPr>
+          <w:p>
+            <w:pPr>
+              <w:jc w:val="right"/>
+            </w:pPr>
+            <w:r>
+              <w:rPr>
+                <w:color w:val="006100"/>
                 <w:sz w:val="15"/>
               </w:rPr>
               <w:t>Priority dispatch add-on</w:t>
@@ -25093,15 +25093,15 @@
           <w:tcPr>
             <w:tcW w:type="dxa" w:w="2131"/>
             <w:vAlign w:val="center"/>
-            <w:shd w:val="clear" w:color="auto" w:fill="FFC7CE"/>
-          </w:tcPr>
-          <w:p>
-            <w:pPr>
-              <w:jc w:val="right"/>
-            </w:pPr>
-            <w:r>
-              <w:rPr>
-                <w:color w:val="9C0006"/>
+            <w:shd w:val="clear" w:color="auto" w:fill="C6EFCE"/>
+          </w:tcPr>
+          <w:p>
+            <w:pPr>
+              <w:jc w:val="right"/>
+            </w:pPr>
+            <w:r>
+              <w:rPr>
+                <w:color w:val="006100"/>
                 <w:sz w:val="15"/>
               </w:rPr>
               <w:t>مضاف في FINAL MASTER v4</w:t>
@@ -25114,7 +25114,7 @@
           <w:tcPr>
             <w:tcW w:type="dxa" w:w="2131"/>
             <w:vAlign w:val="center"/>
-            <w:shd w:val="clear" w:color="auto" w:fill="FFC7CE"/>
+            <w:shd w:val="clear" w:color="auto" w:fill="C6EFCE"/>
           </w:tcPr>
           <w:p>
             <w:pPr>
@@ -25122,7 +25122,7 @@
             </w:pPr>
             <w:r>
               <w:rPr>
-                <w:color w:val="9C0006"/>
+                <w:color w:val="006100"/>
                 <w:sz w:val="15"/>
               </w:rPr>
               <w:t>235</w:t>
@@ -25133,15 +25133,15 @@
           <w:tcPr>
             <w:tcW w:type="dxa" w:w="2131"/>
             <w:vAlign w:val="center"/>
-            <w:shd w:val="clear" w:color="auto" w:fill="FFC7CE"/>
-          </w:tcPr>
-          <w:p>
-            <w:pPr>
-              <w:jc w:val="right"/>
-            </w:pPr>
-            <w:r>
-              <w:rPr>
-                <w:color w:val="9C0006"/>
+            <w:shd w:val="clear" w:color="auto" w:fill="C6EFCE"/>
+          </w:tcPr>
+          <w:p>
+            <w:pPr>
+              <w:jc w:val="right"/>
+            </w:pPr>
+            <w:r>
+              <w:rPr>
+                <w:color w:val="006100"/>
                 <w:sz w:val="15"/>
               </w:rPr>
               <w:t>مقعد طفل Child Seat</w:t>
@@ -25152,15 +25152,15 @@
           <w:tcPr>
             <w:tcW w:type="dxa" w:w="2131"/>
             <w:vAlign w:val="center"/>
-            <w:shd w:val="clear" w:color="auto" w:fill="FFC7CE"/>
-          </w:tcPr>
-          <w:p>
-            <w:pPr>
-              <w:jc w:val="right"/>
-            </w:pPr>
-            <w:r>
-              <w:rPr>
-                <w:color w:val="9C0006"/>
+            <w:shd w:val="clear" w:color="auto" w:fill="C6EFCE"/>
+          </w:tcPr>
+          <w:p>
+            <w:pPr>
+              <w:jc w:val="right"/>
+            </w:pPr>
+            <w:r>
+              <w:rPr>
+                <w:color w:val="006100"/>
                 <w:sz w:val="15"/>
               </w:rPr>
               <w:t>إضافة حسب العمر/الوزن والتوفر</w:t>
@@ -25171,15 +25171,15 @@
           <w:tcPr>
             <w:tcW w:type="dxa" w:w="2131"/>
             <w:vAlign w:val="center"/>
-            <w:shd w:val="clear" w:color="auto" w:fill="FFC7CE"/>
-          </w:tcPr>
-          <w:p>
-            <w:pPr>
-              <w:jc w:val="right"/>
-            </w:pPr>
-            <w:r>
-              <w:rPr>
-                <w:color w:val="9C0006"/>
+            <w:shd w:val="clear" w:color="auto" w:fill="C6EFCE"/>
+          </w:tcPr>
+          <w:p>
+            <w:pPr>
+              <w:jc w:val="right"/>
+            </w:pPr>
+            <w:r>
+              <w:rPr>
+                <w:color w:val="006100"/>
                 <w:sz w:val="15"/>
               </w:rPr>
               <w:t>Vehicle equipment eligibility</w:t>
@@ -25190,15 +25190,15 @@
           <w:tcPr>
             <w:tcW w:type="dxa" w:w="2131"/>
             <w:vAlign w:val="center"/>
-            <w:shd w:val="clear" w:color="auto" w:fill="FFC7CE"/>
-          </w:tcPr>
-          <w:p>
-            <w:pPr>
-              <w:jc w:val="right"/>
-            </w:pPr>
-            <w:r>
-              <w:rPr>
-                <w:color w:val="9C0006"/>
+            <w:shd w:val="clear" w:color="auto" w:fill="C6EFCE"/>
+          </w:tcPr>
+          <w:p>
+            <w:pPr>
+              <w:jc w:val="right"/>
+            </w:pPr>
+            <w:r>
+              <w:rPr>
+                <w:color w:val="006100"/>
                 <w:sz w:val="15"/>
               </w:rPr>
               <w:t>مضاف في FINAL MASTER v4</w:t>
@@ -25211,7 +25211,7 @@
           <w:tcPr>
             <w:tcW w:type="dxa" w:w="2131"/>
             <w:vAlign w:val="center"/>
-            <w:shd w:val="clear" w:color="auto" w:fill="FFC7CE"/>
+            <w:shd w:val="clear" w:color="auto" w:fill="C6EFCE"/>
           </w:tcPr>
           <w:p>
             <w:pPr>
@@ -25219,7 +25219,7 @@
             </w:pPr>
             <w:r>
               <w:rPr>
-                <w:color w:val="9C0006"/>
+                <w:color w:val="006100"/>
                 <w:sz w:val="15"/>
               </w:rPr>
               <w:t>236</w:t>
@@ -25230,15 +25230,15 @@
           <w:tcPr>
             <w:tcW w:type="dxa" w:w="2131"/>
             <w:vAlign w:val="center"/>
-            <w:shd w:val="clear" w:color="auto" w:fill="FFC7CE"/>
-          </w:tcPr>
-          <w:p>
-            <w:pPr>
-              <w:jc w:val="right"/>
-            </w:pPr>
-            <w:r>
-              <w:rPr>
-                <w:color w:val="9C0006"/>
+            <w:shd w:val="clear" w:color="auto" w:fill="C6EFCE"/>
+          </w:tcPr>
+          <w:p>
+            <w:pPr>
+              <w:jc w:val="right"/>
+            </w:pPr>
+            <w:r>
+              <w:rPr>
+                <w:color w:val="006100"/>
                 <w:sz w:val="15"/>
               </w:rPr>
               <w:t>اصطحاب حيوان أليف Pet</w:t>
@@ -25249,15 +25249,15 @@
           <w:tcPr>
             <w:tcW w:type="dxa" w:w="2131"/>
             <w:vAlign w:val="center"/>
-            <w:shd w:val="clear" w:color="auto" w:fill="FFC7CE"/>
-          </w:tcPr>
-          <w:p>
-            <w:pPr>
-              <w:jc w:val="right"/>
-            </w:pPr>
-            <w:r>
-              <w:rPr>
-                <w:color w:val="9C0006"/>
+            <w:shd w:val="clear" w:color="auto" w:fill="C6EFCE"/>
+          </w:tcPr>
+          <w:p>
+            <w:pPr>
+              <w:jc w:val="right"/>
+            </w:pPr>
+            <w:r>
+              <w:rPr>
+                <w:color w:val="006100"/>
                 <w:sz w:val="15"/>
               </w:rPr>
               <w:t>إضافة مستقلة ورسوم إن وجدت</w:t>
@@ -25268,15 +25268,15 @@
           <w:tcPr>
             <w:tcW w:type="dxa" w:w="2131"/>
             <w:vAlign w:val="center"/>
-            <w:shd w:val="clear" w:color="auto" w:fill="FFC7CE"/>
-          </w:tcPr>
-          <w:p>
-            <w:pPr>
-              <w:jc w:val="right"/>
-            </w:pPr>
-            <w:r>
-              <w:rPr>
-                <w:color w:val="9C0006"/>
+            <w:shd w:val="clear" w:color="auto" w:fill="C6EFCE"/>
+          </w:tcPr>
+          <w:p>
+            <w:pPr>
+              <w:jc w:val="right"/>
+            </w:pPr>
+            <w:r>
+              <w:rPr>
+                <w:color w:val="006100"/>
                 <w:sz w:val="15"/>
               </w:rPr>
               <w:t>Pet-friendly driver matching</w:t>
@@ -25287,15 +25287,15 @@
           <w:tcPr>
             <w:tcW w:type="dxa" w:w="2131"/>
             <w:vAlign w:val="center"/>
-            <w:shd w:val="clear" w:color="auto" w:fill="FFC7CE"/>
-          </w:tcPr>
-          <w:p>
-            <w:pPr>
-              <w:jc w:val="right"/>
-            </w:pPr>
-            <w:r>
-              <w:rPr>
-                <w:color w:val="9C0006"/>
+            <w:shd w:val="clear" w:color="auto" w:fill="C6EFCE"/>
+          </w:tcPr>
+          <w:p>
+            <w:pPr>
+              <w:jc w:val="right"/>
+            </w:pPr>
+            <w:r>
+              <w:rPr>
+                <w:color w:val="006100"/>
                 <w:sz w:val="15"/>
               </w:rPr>
               <w:t>مضاف في FINAL MASTER v4</w:t>
@@ -25308,7 +25308,7 @@
           <w:tcPr>
             <w:tcW w:type="dxa" w:w="2131"/>
             <w:vAlign w:val="center"/>
-            <w:shd w:val="clear" w:color="auto" w:fill="FFC7CE"/>
+            <w:shd w:val="clear" w:color="auto" w:fill="C6EFCE"/>
           </w:tcPr>
           <w:p>
             <w:pPr>
@@ -25316,7 +25316,7 @@
             </w:pPr>
             <w:r>
               <w:rPr>
-                <w:color w:val="9C0006"/>
+                <w:color w:val="006100"/>
                 <w:sz w:val="15"/>
               </w:rPr>
               <w:t>237</w:t>
@@ -25327,15 +25327,15 @@
           <w:tcPr>
             <w:tcW w:type="dxa" w:w="2131"/>
             <w:vAlign w:val="center"/>
-            <w:shd w:val="clear" w:color="auto" w:fill="FFC7CE"/>
-          </w:tcPr>
-          <w:p>
-            <w:pPr>
-              <w:jc w:val="right"/>
-            </w:pPr>
-            <w:r>
-              <w:rPr>
-                <w:color w:val="9C0006"/>
+            <w:shd w:val="clear" w:color="auto" w:fill="C6EFCE"/>
+          </w:tcPr>
+          <w:p>
+            <w:pPr>
+              <w:jc w:val="right"/>
+            </w:pPr>
+            <w:r>
+              <w:rPr>
+                <w:color w:val="006100"/>
                 <w:sz w:val="15"/>
               </w:rPr>
               <w:t>حيوان مساعدة Service Animal</w:t>
@@ -25346,15 +25346,15 @@
           <w:tcPr>
             <w:tcW w:type="dxa" w:w="2131"/>
             <w:vAlign w:val="center"/>
-            <w:shd w:val="clear" w:color="auto" w:fill="FFC7CE"/>
-          </w:tcPr>
-          <w:p>
-            <w:pPr>
-              <w:jc w:val="right"/>
-            </w:pPr>
-            <w:r>
-              <w:rPr>
-                <w:color w:val="9C0006"/>
+            <w:shd w:val="clear" w:color="auto" w:fill="C6EFCE"/>
+          </w:tcPr>
+          <w:p>
+            <w:pPr>
+              <w:jc w:val="right"/>
+            </w:pPr>
+            <w:r>
+              <w:rPr>
+                <w:color w:val="006100"/>
                 <w:sz w:val="15"/>
               </w:rPr>
               <w:t>احتياج وصول مستقل عن Pet</w:t>
@@ -25365,15 +25365,15 @@
           <w:tcPr>
             <w:tcW w:type="dxa" w:w="2131"/>
             <w:vAlign w:val="center"/>
-            <w:shd w:val="clear" w:color="auto" w:fill="FFC7CE"/>
-          </w:tcPr>
-          <w:p>
-            <w:pPr>
-              <w:jc w:val="right"/>
-            </w:pPr>
-            <w:r>
-              <w:rPr>
-                <w:color w:val="9C0006"/>
+            <w:shd w:val="clear" w:color="auto" w:fill="C6EFCE"/>
+          </w:tcPr>
+          <w:p>
+            <w:pPr>
+              <w:jc w:val="right"/>
+            </w:pPr>
+            <w:r>
+              <w:rPr>
+                <w:color w:val="006100"/>
                 <w:sz w:val="15"/>
               </w:rPr>
               <w:t>Local-law policy handling</w:t>
@@ -25384,15 +25384,15 @@
           <w:tcPr>
             <w:tcW w:type="dxa" w:w="2131"/>
             <w:vAlign w:val="center"/>
-            <w:shd w:val="clear" w:color="auto" w:fill="FFC7CE"/>
-          </w:tcPr>
-          <w:p>
-            <w:pPr>
-              <w:jc w:val="right"/>
-            </w:pPr>
-            <w:r>
-              <w:rPr>
-                <w:color w:val="9C0006"/>
+            <w:shd w:val="clear" w:color="auto" w:fill="C6EFCE"/>
+          </w:tcPr>
+          <w:p>
+            <w:pPr>
+              <w:jc w:val="right"/>
+            </w:pPr>
+            <w:r>
+              <w:rPr>
+                <w:color w:val="006100"/>
                 <w:sz w:val="15"/>
               </w:rPr>
               <w:t>مضاف في FINAL MASTER v4</w:t>
@@ -28979,7 +28979,7 @@
         <w:tc>
           <w:tcPr>
             <w:tcW w:type="dxa" w:w="2664"/>
-            <w:shd w:val="clear" w:color="auto" w:fill="FFC7CE"/>
+            <w:shd w:val="clear" w:color="auto" w:fill="C6EFCE"/>
           </w:tcPr>
           <w:p>
             <w:pPr>
@@ -28988,7 +28988,7 @@
             <w:r>
               <w:rPr>
                 <w:rFonts w:ascii="Arial" w:hAnsi="Arial"/>
-                <w:color w:val="9C0006"/>
+                <w:color w:val="006100"/>
                 <w:sz w:val="16"/>
               </w:rPr>
               <w:t>R-NEW-06</w:t>
@@ -28998,7 +28998,7 @@
         <w:tc>
           <w:tcPr>
             <w:tcW w:type="dxa" w:w="2664"/>
-            <w:shd w:val="clear" w:color="auto" w:fill="FFC7CE"/>
+            <w:shd w:val="clear" w:color="auto" w:fill="C6EFCE"/>
           </w:tcPr>
           <w:p>
             <w:pPr>
@@ -29007,7 +29007,7 @@
             <w:r>
               <w:rPr>
                 <w:rFonts w:ascii="Arial" w:hAnsi="Arial"/>
-                <w:color w:val="9C0006"/>
+                <w:color w:val="006100"/>
                 <w:sz w:val="16"/>
               </w:rPr>
               <w:t>صندوق الأمتعة</w:t>
@@ -29017,7 +29017,7 @@
         <w:tc>
           <w:tcPr>
             <w:tcW w:type="dxa" w:w="2664"/>
-            <w:shd w:val="clear" w:color="auto" w:fill="FFC7CE"/>
+            <w:shd w:val="clear" w:color="auto" w:fill="C6EFCE"/>
           </w:tcPr>
           <w:p>
             <w:pPr>
@@ -29026,7 +29026,7 @@
             <w:r>
               <w:rPr>
                 <w:rFonts w:ascii="Arial" w:hAnsi="Arial"/>
-                <w:color w:val="9C0006"/>
+                <w:color w:val="006100"/>
                 <w:sz w:val="16"/>
               </w:rPr>
               <w:t>إدخال عدد وأحجام الحقائب ومطابقتها مع سعة السيارة.</w:t>
@@ -29036,7 +29036,7 @@
         <w:tc>
           <w:tcPr>
             <w:tcW w:type="dxa" w:w="2664"/>
-            <w:shd w:val="clear" w:color="auto" w:fill="FFC7CE"/>
+            <w:shd w:val="clear" w:color="auto" w:fill="C6EFCE"/>
           </w:tcPr>
           <w:p>
             <w:pPr>
@@ -29045,7 +29045,7 @@
             <w:r>
               <w:rPr>
                 <w:rFonts w:ascii="Arial" w:hAnsi="Arial"/>
-                <w:color w:val="9C0006"/>
+                <w:color w:val="006100"/>
                 <w:sz w:val="16"/>
               </w:rPr>
               <w:t>مقترح</w:t>

--- a/docs/modules/Bookings/DORR_Rider_Merged_All_Features_and_Ideas_status.docx
+++ b/docs/modules/Bookings/DORR_Rider_Merged_All_Features_and_Ideas_status.docx
@@ -13,7 +13,7 @@
           <w:sz w:val="24"/>
           <w:rtl/>
         </w:rPr>
-        <w:t>حالة التنفيذ — تطبيق الراكب (تحديث 2026-10-21)</w:t>
+        <w:t>حالة التنفيذ — تطبيق الراكب (تحديث 2026-10-27)</w:t>
       </w:r>
     </w:p>
     <w:p>
@@ -28,7 +28,7 @@
           <w:sz w:val="24"/>
           <w:rtl/>
         </w:rPr>
-        <w:t>🟩 أخضر = تم تنفيذه في الكود: 166 بند</w:t>
+        <w:t>🟩 أخضر = تم تنفيذه في الكود: 181 بند</w:t>
       </w:r>
     </w:p>
     <w:p>
@@ -43,7 +43,7 @@
           <w:sz w:val="24"/>
           <w:rtl/>
         </w:rPr>
-        <w:t>🟥 أحمر = لم يُنفَّذ بعد: 136 بند</w:t>
+        <w:t>🟥 أحمر = لم يُنفَّذ بعد: 121 بند</w:t>
       </w:r>
     </w:p>
     <w:p>
@@ -57,7 +57,7 @@
           <w:sz w:val="24"/>
           <w:rtl/>
         </w:rPr>
-        <w:t>الإجمالي: 302 بند — نسبة الإنجاز 55%</w:t>
+        <w:t>الإجمالي: 302 بند — نسبة الإنجاز 60%</w:t>
       </w:r>
     </w:p>
     <w:p>
@@ -829,7 +829,7 @@
           <w:tcPr>
             <w:tcW w:type="dxa" w:w="2131"/>
             <w:vAlign w:val="center"/>
-            <w:shd w:val="clear" w:color="auto" w:fill="FFC7CE"/>
+            <w:shd w:val="clear" w:color="auto" w:fill="C6EFCE"/>
           </w:tcPr>
           <w:p>
             <w:pPr>
@@ -837,7 +837,7 @@
             </w:pPr>
             <w:r>
               <w:rPr>
-                <w:color w:val="9C0006"/>
+                <w:color w:val="006100"/>
                 <w:sz w:val="15"/>
               </w:rPr>
               <w:t>6</w:t>
@@ -848,15 +848,15 @@
           <w:tcPr>
             <w:tcW w:type="dxa" w:w="2131"/>
             <w:vAlign w:val="center"/>
-            <w:shd w:val="clear" w:color="auto" w:fill="FFC7CE"/>
-          </w:tcPr>
-          <w:p>
-            <w:pPr>
-              <w:jc w:val="right"/>
-            </w:pPr>
-            <w:r>
-              <w:rPr>
-                <w:color w:val="9C0006"/>
+            <w:shd w:val="clear" w:color="auto" w:fill="C6EFCE"/>
+          </w:tcPr>
+          <w:p>
+            <w:pPr>
+              <w:jc w:val="right"/>
+            </w:pPr>
+            <w:r>
+              <w:rPr>
+                <w:color w:val="006100"/>
                 <w:sz w:val="15"/>
               </w:rPr>
               <w:t>اقتراحات الوجهات القريبة</w:t>
@@ -867,15 +867,15 @@
           <w:tcPr>
             <w:tcW w:type="dxa" w:w="2131"/>
             <w:vAlign w:val="center"/>
-            <w:shd w:val="clear" w:color="auto" w:fill="FFC7CE"/>
-          </w:tcPr>
-          <w:p>
-            <w:pPr>
-              <w:jc w:val="right"/>
-            </w:pPr>
-            <w:r>
-              <w:rPr>
-                <w:color w:val="9C0006"/>
+            <w:shd w:val="clear" w:color="auto" w:fill="C6EFCE"/>
+          </w:tcPr>
+          <w:p>
+            <w:pPr>
+              <w:jc w:val="right"/>
+            </w:pPr>
+            <w:r>
+              <w:rPr>
+                <w:color w:val="006100"/>
                 <w:sz w:val="15"/>
               </w:rPr>
               <w:t>بطاقات اقتراحات</w:t>
@@ -886,15 +886,15 @@
           <w:tcPr>
             <w:tcW w:type="dxa" w:w="2131"/>
             <w:vAlign w:val="center"/>
-            <w:shd w:val="clear" w:color="auto" w:fill="FFC7CE"/>
-          </w:tcPr>
-          <w:p>
-            <w:pPr>
-              <w:jc w:val="right"/>
-            </w:pPr>
-            <w:r>
-              <w:rPr>
-                <w:color w:val="9C0006"/>
+            <w:shd w:val="clear" w:color="auto" w:fill="C6EFCE"/>
+          </w:tcPr>
+          <w:p>
+            <w:pPr>
+              <w:jc w:val="right"/>
+            </w:pPr>
+            <w:r>
+              <w:rPr>
+                <w:color w:val="006100"/>
                 <w:sz w:val="15"/>
               </w:rPr>
               <w:t>اقتراحات من الخادم/مزود الخرائط دون hard-code</w:t>
@@ -905,15 +905,15 @@
           <w:tcPr>
             <w:tcW w:type="dxa" w:w="2131"/>
             <w:vAlign w:val="center"/>
-            <w:shd w:val="clear" w:color="auto" w:fill="FFC7CE"/>
-          </w:tcPr>
-          <w:p>
-            <w:pPr>
-              <w:jc w:val="right"/>
-            </w:pPr>
-            <w:r>
-              <w:rPr>
-                <w:color w:val="9C0006"/>
+            <w:shd w:val="clear" w:color="auto" w:fill="C6EFCE"/>
+          </w:tcPr>
+          <w:p>
+            <w:pPr>
+              <w:jc w:val="right"/>
+            </w:pPr>
+            <w:r>
+              <w:rPr>
+                <w:color w:val="006100"/>
                 <w:sz w:val="15"/>
               </w:rPr>
               <w:t>موجود في FINAL MASTER v3</w:t>
@@ -26993,7 +26993,7 @@
         <w:tc>
           <w:tcPr>
             <w:tcW w:type="dxa" w:w="2664"/>
-            <w:shd w:val="clear" w:color="auto" w:fill="FFC7CE"/>
+            <w:shd w:val="clear" w:color="auto" w:fill="C6EFCE"/>
           </w:tcPr>
           <w:p>
             <w:pPr>
@@ -27002,7 +27002,7 @@
             <w:r>
               <w:rPr>
                 <w:rFonts w:ascii="Arial" w:hAnsi="Arial"/>
-                <w:color w:val="9C0006"/>
+                <w:color w:val="006100"/>
                 <w:sz w:val="16"/>
               </w:rPr>
               <w:t>R-INN-02</w:t>
@@ -27012,7 +27012,7 @@
         <w:tc>
           <w:tcPr>
             <w:tcW w:type="dxa" w:w="2664"/>
-            <w:shd w:val="clear" w:color="auto" w:fill="FFC7CE"/>
+            <w:shd w:val="clear" w:color="auto" w:fill="C6EFCE"/>
           </w:tcPr>
           <w:p>
             <w:pPr>
@@ -27021,7 +27021,7 @@
             <w:r>
               <w:rPr>
                 <w:rFonts w:ascii="Arial" w:hAnsi="Arial"/>
-                <w:color w:val="9C0006"/>
+                <w:color w:val="006100"/>
                 <w:sz w:val="16"/>
               </w:rPr>
               <w:t>DORR Smart Destination — دُرر يفهم مقصدك</w:t>
@@ -27031,7 +27031,7 @@
         <w:tc>
           <w:tcPr>
             <w:tcW w:type="dxa" w:w="2664"/>
-            <w:shd w:val="clear" w:color="auto" w:fill="FFC7CE"/>
+            <w:shd w:val="clear" w:color="auto" w:fill="C6EFCE"/>
           </w:tcPr>
           <w:p>
             <w:pPr>
@@ -27040,7 +27040,7 @@
             <w:r>
               <w:rPr>
                 <w:rFonts w:ascii="Arial" w:hAnsi="Arial"/>
-                <w:color w:val="9C0006"/>
+                <w:color w:val="006100"/>
                 <w:sz w:val="16"/>
               </w:rPr>
               <w:t>بحث مدخل محدد وتأكيده على الخريطة وإمكانية تصحيحه</w:t>
@@ -27050,7 +27050,7 @@
         <w:tc>
           <w:tcPr>
             <w:tcW w:type="dxa" w:w="2664"/>
-            <w:shd w:val="clear" w:color="auto" w:fill="FFC7CE"/>
+            <w:shd w:val="clear" w:color="auto" w:fill="C6EFCE"/>
           </w:tcPr>
           <w:p>
             <w:pPr>
@@ -27059,7 +27059,7 @@
             <w:r>
               <w:rPr>
                 <w:rFonts w:ascii="Arial" w:hAnsi="Arial"/>
-                <w:color w:val="9C0006"/>
+                <w:color w:val="006100"/>
                 <w:sz w:val="16"/>
               </w:rPr>
               <w:t>مختارة مبدئيًا</w:t>
@@ -27149,7 +27149,7 @@
         <w:tc>
           <w:tcPr>
             <w:tcW w:type="dxa" w:w="2664"/>
-            <w:shd w:val="clear" w:color="auto" w:fill="FFC7CE"/>
+            <w:shd w:val="clear" w:color="auto" w:fill="C6EFCE"/>
           </w:tcPr>
           <w:p>
             <w:pPr>
@@ -27158,7 +27158,7 @@
             <w:r>
               <w:rPr>
                 <w:rFonts w:ascii="Arial" w:hAnsi="Arial"/>
-                <w:color w:val="9C0006"/>
+                <w:color w:val="006100"/>
                 <w:sz w:val="16"/>
               </w:rPr>
               <w:t>R-INN-04</w:t>
@@ -27168,7 +27168,7 @@
         <w:tc>
           <w:tcPr>
             <w:tcW w:type="dxa" w:w="2664"/>
-            <w:shd w:val="clear" w:color="auto" w:fill="FFC7CE"/>
+            <w:shd w:val="clear" w:color="auto" w:fill="C6EFCE"/>
           </w:tcPr>
           <w:p>
             <w:pPr>
@@ -27177,7 +27177,7 @@
             <w:r>
               <w:rPr>
                 <w:rFonts w:ascii="Arial" w:hAnsi="Arial"/>
-                <w:color w:val="9C0006"/>
+                <w:color w:val="006100"/>
                 <w:sz w:val="16"/>
               </w:rPr>
               <w:t>DORR Adaptive Ride — الرحلة تتكيف مع الراكب</w:t>
@@ -27187,7 +27187,7 @@
         <w:tc>
           <w:tcPr>
             <w:tcW w:type="dxa" w:w="2664"/>
-            <w:shd w:val="clear" w:color="auto" w:fill="FFC7CE"/>
+            <w:shd w:val="clear" w:color="auto" w:fill="C6EFCE"/>
           </w:tcPr>
           <w:p>
             <w:pPr>
@@ -27196,7 +27196,7 @@
             <w:r>
               <w:rPr>
                 <w:rFonts w:ascii="Arial" w:hAnsi="Arial"/>
-                <w:color w:val="9C0006"/>
+                <w:color w:val="006100"/>
                 <w:sz w:val="16"/>
               </w:rPr>
               <w:t>حفظ التفضيلات وتعديلها وإظهار المتاح قبل الحجز</w:t>
@@ -27206,7 +27206,7 @@
         <w:tc>
           <w:tcPr>
             <w:tcW w:type="dxa" w:w="2664"/>
-            <w:shd w:val="clear" w:color="auto" w:fill="FFC7CE"/>
+            <w:shd w:val="clear" w:color="auto" w:fill="C6EFCE"/>
           </w:tcPr>
           <w:p>
             <w:pPr>
@@ -27215,7 +27215,7 @@
             <w:r>
               <w:rPr>
                 <w:rFonts w:ascii="Arial" w:hAnsi="Arial"/>
-                <w:color w:val="9C0006"/>
+                <w:color w:val="006100"/>
                 <w:sz w:val="16"/>
               </w:rPr>
               <w:t>مختارة مبدئيًا؛ تطوير لراحة الراكب</w:t>
@@ -27635,7 +27635,7 @@
         <w:tc>
           <w:tcPr>
             <w:tcW w:type="dxa" w:w="2664"/>
-            <w:shd w:val="clear" w:color="auto" w:fill="FFC7CE"/>
+            <w:shd w:val="clear" w:color="auto" w:fill="C6EFCE"/>
           </w:tcPr>
           <w:p>
             <w:pPr>
@@ -27644,7 +27644,7 @@
             <w:r>
               <w:rPr>
                 <w:rFonts w:ascii="Arial" w:hAnsi="Arial"/>
-                <w:color w:val="9C0006"/>
+                <w:color w:val="006100"/>
                 <w:sz w:val="16"/>
               </w:rPr>
               <w:t>R-IDEA-04</w:t>
@@ -27654,7 +27654,7 @@
         <w:tc>
           <w:tcPr>
             <w:tcW w:type="dxa" w:w="2664"/>
-            <w:shd w:val="clear" w:color="auto" w:fill="FFC7CE"/>
+            <w:shd w:val="clear" w:color="auto" w:fill="C6EFCE"/>
           </w:tcPr>
           <w:p>
             <w:pPr>
@@ -27663,7 +27663,7 @@
             <w:r>
               <w:rPr>
                 <w:rFonts w:ascii="Arial" w:hAnsi="Arial"/>
-                <w:color w:val="9C0006"/>
+                <w:color w:val="006100"/>
                 <w:sz w:val="16"/>
               </w:rPr>
               <w:t>تفضيلات راحتي</w:t>
@@ -27673,7 +27673,7 @@
         <w:tc>
           <w:tcPr>
             <w:tcW w:type="dxa" w:w="2664"/>
-            <w:shd w:val="clear" w:color="auto" w:fill="FFC7CE"/>
+            <w:shd w:val="clear" w:color="auto" w:fill="C6EFCE"/>
           </w:tcPr>
           <w:p>
             <w:pPr>
@@ -27682,7 +27682,7 @@
             <w:r>
               <w:rPr>
                 <w:rFonts w:ascii="Arial" w:hAnsi="Arial"/>
-                <w:color w:val="9C0006"/>
+                <w:color w:val="006100"/>
                 <w:sz w:val="16"/>
               </w:rPr>
               <w:t>رحلة هادئة، تكييف، تفضيلات مناسبة للسائق.</w:t>
@@ -27692,7 +27692,7 @@
         <w:tc>
           <w:tcPr>
             <w:tcW w:type="dxa" w:w="2664"/>
-            <w:shd w:val="clear" w:color="auto" w:fill="FFC7CE"/>
+            <w:shd w:val="clear" w:color="auto" w:fill="C6EFCE"/>
           </w:tcPr>
           <w:p>
             <w:pPr>
@@ -27701,7 +27701,7 @@
             <w:r>
               <w:rPr>
                 <w:rFonts w:ascii="Arial" w:hAnsi="Arial"/>
-                <w:color w:val="9C0006"/>
+                <w:color w:val="006100"/>
                 <w:sz w:val="16"/>
               </w:rPr>
               <w:t>موافق ومتحمس</w:t>
@@ -30245,7 +30245,7 @@
         <w:tc>
           <w:tcPr>
             <w:tcW w:type="dxa" w:w="2664"/>
-            <w:shd w:val="clear" w:color="auto" w:fill="FFC7CE"/>
+            <w:shd w:val="clear" w:color="auto" w:fill="C6EFCE"/>
           </w:tcPr>
           <w:p>
             <w:pPr>
@@ -30254,7 +30254,7 @@
             <w:r>
               <w:rPr>
                 <w:rFonts w:ascii="Arial" w:hAnsi="Arial"/>
-                <w:color w:val="9C0006"/>
+                <w:color w:val="006100"/>
                 <w:sz w:val="16"/>
               </w:rPr>
               <w:t>AI-01</w:t>
@@ -30264,7 +30264,7 @@
         <w:tc>
           <w:tcPr>
             <w:tcW w:type="dxa" w:w="2664"/>
-            <w:shd w:val="clear" w:color="auto" w:fill="FFC7CE"/>
+            <w:shd w:val="clear" w:color="auto" w:fill="C6EFCE"/>
           </w:tcPr>
           <w:p>
             <w:pPr>
@@ -30273,7 +30273,7 @@
             <w:r>
               <w:rPr>
                 <w:rFonts w:ascii="Arial" w:hAnsi="Arial"/>
-                <w:color w:val="9C0006"/>
+                <w:color w:val="006100"/>
                 <w:sz w:val="16"/>
               </w:rPr>
               <w:t>توزيع الرحلات الذكي</w:t>
@@ -30283,7 +30283,7 @@
         <w:tc>
           <w:tcPr>
             <w:tcW w:type="dxa" w:w="2664"/>
-            <w:shd w:val="clear" w:color="auto" w:fill="FFC7CE"/>
+            <w:shd w:val="clear" w:color="auto" w:fill="C6EFCE"/>
           </w:tcPr>
           <w:p>
             <w:pPr>
@@ -30292,7 +30292,7 @@
             <w:r>
               <w:rPr>
                 <w:rFonts w:ascii="Arial" w:hAnsi="Arial"/>
-                <w:color w:val="9C0006"/>
+                <w:color w:val="006100"/>
                 <w:sz w:val="16"/>
               </w:rPr>
               <w:t>الترجيح بين ETA والقبول والأهلية والعدالة ونوع المركبة.</w:t>
@@ -30302,7 +30302,7 @@
         <w:tc>
           <w:tcPr>
             <w:tcW w:type="dxa" w:w="2664"/>
-            <w:shd w:val="clear" w:color="auto" w:fill="FFC7CE"/>
+            <w:shd w:val="clear" w:color="auto" w:fill="C6EFCE"/>
           </w:tcPr>
           <w:p>
             <w:pPr>
@@ -30311,7 +30311,7 @@
             <w:r>
               <w:rPr>
                 <w:rFonts w:ascii="Arial" w:hAnsi="Arial"/>
-                <w:color w:val="9C0006"/>
+                <w:color w:val="006100"/>
                 <w:sz w:val="16"/>
               </w:rPr>
               <w:t>تكامل/تحقق من الموجود؛ ليس بناء AI جديد</w:t>
@@ -30323,7 +30323,7 @@
         <w:tc>
           <w:tcPr>
             <w:tcW w:type="dxa" w:w="2664"/>
-            <w:shd w:val="clear" w:color="auto" w:fill="FFC7CE"/>
+            <w:shd w:val="clear" w:color="auto" w:fill="C6EFCE"/>
           </w:tcPr>
           <w:p>
             <w:pPr>
@@ -30332,7 +30332,7 @@
             <w:r>
               <w:rPr>
                 <w:rFonts w:ascii="Arial" w:hAnsi="Arial"/>
-                <w:color w:val="9C0006"/>
+                <w:color w:val="006100"/>
                 <w:sz w:val="16"/>
               </w:rPr>
               <w:t>AI-03</w:t>
@@ -30342,7 +30342,7 @@
         <w:tc>
           <w:tcPr>
             <w:tcW w:type="dxa" w:w="2664"/>
-            <w:shd w:val="clear" w:color="auto" w:fill="FFC7CE"/>
+            <w:shd w:val="clear" w:color="auto" w:fill="C6EFCE"/>
           </w:tcPr>
           <w:p>
             <w:pPr>
@@ -30351,7 +30351,7 @@
             <w:r>
               <w:rPr>
                 <w:rFonts w:ascii="Arial" w:hAnsi="Arial"/>
-                <w:color w:val="9C0006"/>
+                <w:color w:val="006100"/>
                 <w:sz w:val="16"/>
               </w:rPr>
               <w:t>وقت الوصول الذكي</w:t>
@@ -30361,7 +30361,7 @@
         <w:tc>
           <w:tcPr>
             <w:tcW w:type="dxa" w:w="2664"/>
-            <w:shd w:val="clear" w:color="auto" w:fill="FFC7CE"/>
+            <w:shd w:val="clear" w:color="auto" w:fill="C6EFCE"/>
           </w:tcPr>
           <w:p>
             <w:pPr>
@@ -30370,7 +30370,7 @@
             <w:r>
               <w:rPr>
                 <w:rFonts w:ascii="Arial" w:hAnsi="Arial"/>
-                <w:color w:val="9C0006"/>
+                <w:color w:val="006100"/>
                 <w:sz w:val="16"/>
               </w:rPr>
               <w:t>تقدير ETA وتحديثه بناء على المرور والبيانات.</w:t>
@@ -30380,7 +30380,7 @@
         <w:tc>
           <w:tcPr>
             <w:tcW w:type="dxa" w:w="2664"/>
-            <w:shd w:val="clear" w:color="auto" w:fill="FFC7CE"/>
+            <w:shd w:val="clear" w:color="auto" w:fill="C6EFCE"/>
           </w:tcPr>
           <w:p>
             <w:pPr>
@@ -30389,7 +30389,7 @@
             <w:r>
               <w:rPr>
                 <w:rFonts w:ascii="Arial" w:hAnsi="Arial"/>
-                <w:color w:val="9C0006"/>
+                <w:color w:val="006100"/>
                 <w:sz w:val="16"/>
               </w:rPr>
               <w:t>تكامل/تحقق من الموجود؛ ليس بناء AI جديد</w:t>
@@ -30401,7 +30401,7 @@
         <w:tc>
           <w:tcPr>
             <w:tcW w:type="dxa" w:w="2664"/>
-            <w:shd w:val="clear" w:color="auto" w:fill="FFC7CE"/>
+            <w:shd w:val="clear" w:color="auto" w:fill="C6EFCE"/>
           </w:tcPr>
           <w:p>
             <w:pPr>
@@ -30410,7 +30410,7 @@
             <w:r>
               <w:rPr>
                 <w:rFonts w:ascii="Arial" w:hAnsi="Arial"/>
-                <w:color w:val="9C0006"/>
+                <w:color w:val="006100"/>
                 <w:sz w:val="16"/>
               </w:rPr>
               <w:t>AI-05</w:t>
@@ -30420,7 +30420,7 @@
         <w:tc>
           <w:tcPr>
             <w:tcW w:type="dxa" w:w="2664"/>
-            <w:shd w:val="clear" w:color="auto" w:fill="FFC7CE"/>
+            <w:shd w:val="clear" w:color="auto" w:fill="C6EFCE"/>
           </w:tcPr>
           <w:p>
             <w:pPr>
@@ -30429,7 +30429,7 @@
             <w:r>
               <w:rPr>
                 <w:rFonts w:ascii="Arial" w:hAnsi="Arial"/>
-                <w:color w:val="9C0006"/>
+                <w:color w:val="006100"/>
                 <w:sz w:val="16"/>
               </w:rPr>
               <w:t>التسعير الذكي</w:t>
@@ -30439,7 +30439,7 @@
         <w:tc>
           <w:tcPr>
             <w:tcW w:type="dxa" w:w="2664"/>
-            <w:shd w:val="clear" w:color="auto" w:fill="FFC7CE"/>
+            <w:shd w:val="clear" w:color="auto" w:fill="C6EFCE"/>
           </w:tcPr>
           <w:p>
             <w:pPr>
@@ -30448,7 +30448,7 @@
             <w:r>
               <w:rPr>
                 <w:rFonts w:ascii="Arial" w:hAnsi="Arial"/>
-                <w:color w:val="9C0006"/>
+                <w:color w:val="006100"/>
                 <w:sz w:val="16"/>
               </w:rPr>
               <w:t>اقتراح الأسعار ضمن السياسة مع حماية السعر المثبت.</w:t>
@@ -30458,7 +30458,7 @@
         <w:tc>
           <w:tcPr>
             <w:tcW w:type="dxa" w:w="2664"/>
-            <w:shd w:val="clear" w:color="auto" w:fill="FFC7CE"/>
+            <w:shd w:val="clear" w:color="auto" w:fill="C6EFCE"/>
           </w:tcPr>
           <w:p>
             <w:pPr>
@@ -30467,7 +30467,7 @@
             <w:r>
               <w:rPr>
                 <w:rFonts w:ascii="Arial" w:hAnsi="Arial"/>
-                <w:color w:val="9C0006"/>
+                <w:color w:val="006100"/>
                 <w:sz w:val="16"/>
               </w:rPr>
               <w:t>تكامل/تحقق من الموجود؛ ليس بناء AI جديد</w:t>
@@ -30479,7 +30479,7 @@
         <w:tc>
           <w:tcPr>
             <w:tcW w:type="dxa" w:w="2664"/>
-            <w:shd w:val="clear" w:color="auto" w:fill="FFC7CE"/>
+            <w:shd w:val="clear" w:color="auto" w:fill="C6EFCE"/>
           </w:tcPr>
           <w:p>
             <w:pPr>
@@ -30488,7 +30488,7 @@
             <w:r>
               <w:rPr>
                 <w:rFonts w:ascii="Arial" w:hAnsi="Arial"/>
-                <w:color w:val="9C0006"/>
+                <w:color w:val="006100"/>
                 <w:sz w:val="16"/>
               </w:rPr>
               <w:t>AI-06</w:t>
@@ -30498,7 +30498,7 @@
         <w:tc>
           <w:tcPr>
             <w:tcW w:type="dxa" w:w="2664"/>
-            <w:shd w:val="clear" w:color="auto" w:fill="FFC7CE"/>
+            <w:shd w:val="clear" w:color="auto" w:fill="C6EFCE"/>
           </w:tcPr>
           <w:p>
             <w:pPr>
@@ -30507,7 +30507,7 @@
             <w:r>
               <w:rPr>
                 <w:rFonts w:ascii="Arial" w:hAnsi="Arial"/>
-                <w:color w:val="9C0006"/>
+                <w:color w:val="006100"/>
                 <w:sz w:val="16"/>
               </w:rPr>
               <w:t>كشف الاحتيال</w:t>
@@ -30517,7 +30517,7 @@
         <w:tc>
           <w:tcPr>
             <w:tcW w:type="dxa" w:w="2664"/>
-            <w:shd w:val="clear" w:color="auto" w:fill="FFC7CE"/>
+            <w:shd w:val="clear" w:color="auto" w:fill="C6EFCE"/>
           </w:tcPr>
           <w:p>
             <w:pPr>
@@ -30526,7 +30526,7 @@
             <w:r>
               <w:rPr>
                 <w:rFonts w:ascii="Arial" w:hAnsi="Arial"/>
-                <w:color w:val="9C0006"/>
+                <w:color w:val="006100"/>
                 <w:sz w:val="16"/>
               </w:rPr>
               <w:t>رصد الرحلات الوهمية وتلاعب الموقع والأنماط غير العادية.</w:t>
@@ -30536,7 +30536,7 @@
         <w:tc>
           <w:tcPr>
             <w:tcW w:type="dxa" w:w="2664"/>
-            <w:shd w:val="clear" w:color="auto" w:fill="FFC7CE"/>
+            <w:shd w:val="clear" w:color="auto" w:fill="C6EFCE"/>
           </w:tcPr>
           <w:p>
             <w:pPr>
@@ -30545,7 +30545,7 @@
             <w:r>
               <w:rPr>
                 <w:rFonts w:ascii="Arial" w:hAnsi="Arial"/>
-                <w:color w:val="9C0006"/>
+                <w:color w:val="006100"/>
                 <w:sz w:val="16"/>
               </w:rPr>
               <w:t>تكامل/تحقق من الموجود؛ ليس بناء AI جديد</w:t>
@@ -30557,7 +30557,7 @@
         <w:tc>
           <w:tcPr>
             <w:tcW w:type="dxa" w:w="2664"/>
-            <w:shd w:val="clear" w:color="auto" w:fill="FFC7CE"/>
+            <w:shd w:val="clear" w:color="auto" w:fill="C6EFCE"/>
           </w:tcPr>
           <w:p>
             <w:pPr>
@@ -30566,7 +30566,7 @@
             <w:r>
               <w:rPr>
                 <w:rFonts w:ascii="Arial" w:hAnsi="Arial"/>
-                <w:color w:val="9C0006"/>
+                <w:color w:val="006100"/>
                 <w:sz w:val="16"/>
               </w:rPr>
               <w:t>AI-08</w:t>
@@ -30576,7 +30576,7 @@
         <w:tc>
           <w:tcPr>
             <w:tcW w:type="dxa" w:w="2664"/>
-            <w:shd w:val="clear" w:color="auto" w:fill="FFC7CE"/>
+            <w:shd w:val="clear" w:color="auto" w:fill="C6EFCE"/>
           </w:tcPr>
           <w:p>
             <w:pPr>
@@ -30585,7 +30585,7 @@
             <w:r>
               <w:rPr>
                 <w:rFonts w:ascii="Arial" w:hAnsi="Arial"/>
-                <w:color w:val="9C0006"/>
+                <w:color w:val="006100"/>
                 <w:sz w:val="16"/>
               </w:rPr>
               <w:t>أمان الرحلة</w:t>
@@ -30595,7 +30595,7 @@
         <w:tc>
           <w:tcPr>
             <w:tcW w:type="dxa" w:w="2664"/>
-            <w:shd w:val="clear" w:color="auto" w:fill="FFC7CE"/>
+            <w:shd w:val="clear" w:color="auto" w:fill="C6EFCE"/>
           </w:tcPr>
           <w:p>
             <w:pPr>
@@ -30604,7 +30604,7 @@
             <w:r>
               <w:rPr>
                 <w:rFonts w:ascii="Arial" w:hAnsi="Arial"/>
-                <w:color w:val="9C0006"/>
+                <w:color w:val="006100"/>
                 <w:sz w:val="16"/>
               </w:rPr>
               <w:t>التنبيه للانحرافات والتوقفات مع تحقق بشري.</w:t>
@@ -30614,7 +30614,7 @@
         <w:tc>
           <w:tcPr>
             <w:tcW w:type="dxa" w:w="2664"/>
-            <w:shd w:val="clear" w:color="auto" w:fill="FFC7CE"/>
+            <w:shd w:val="clear" w:color="auto" w:fill="C6EFCE"/>
           </w:tcPr>
           <w:p>
             <w:pPr>
@@ -30623,7 +30623,7 @@
             <w:r>
               <w:rPr>
                 <w:rFonts w:ascii="Arial" w:hAnsi="Arial"/>
-                <w:color w:val="9C0006"/>
+                <w:color w:val="006100"/>
                 <w:sz w:val="16"/>
               </w:rPr>
               <w:t>تكامل/تحقق من الموجود؛ ليس بناء AI جديد</w:t>
@@ -30635,7 +30635,7 @@
         <w:tc>
           <w:tcPr>
             <w:tcW w:type="dxa" w:w="2664"/>
-            <w:shd w:val="clear" w:color="auto" w:fill="FFC7CE"/>
+            <w:shd w:val="clear" w:color="auto" w:fill="C6EFCE"/>
           </w:tcPr>
           <w:p>
             <w:pPr>
@@ -30644,7 +30644,7 @@
             <w:r>
               <w:rPr>
                 <w:rFonts w:ascii="Arial" w:hAnsi="Arial"/>
-                <w:color w:val="9C0006"/>
+                <w:color w:val="006100"/>
                 <w:sz w:val="16"/>
               </w:rPr>
               <w:t>AI-09</w:t>
@@ -30654,7 +30654,7 @@
         <w:tc>
           <w:tcPr>
             <w:tcW w:type="dxa" w:w="2664"/>
-            <w:shd w:val="clear" w:color="auto" w:fill="FFC7CE"/>
+            <w:shd w:val="clear" w:color="auto" w:fill="C6EFCE"/>
           </w:tcPr>
           <w:p>
             <w:pPr>
@@ -30663,7 +30663,7 @@
             <w:r>
               <w:rPr>
                 <w:rFonts w:ascii="Arial" w:hAnsi="Arial"/>
-                <w:color w:val="9C0006"/>
+                <w:color w:val="006100"/>
                 <w:sz w:val="16"/>
               </w:rPr>
               <w:t>تفضيلات الراكب</w:t>
@@ -30673,7 +30673,7 @@
         <w:tc>
           <w:tcPr>
             <w:tcW w:type="dxa" w:w="2664"/>
-            <w:shd w:val="clear" w:color="auto" w:fill="FFC7CE"/>
+            <w:shd w:val="clear" w:color="auto" w:fill="C6EFCE"/>
           </w:tcPr>
           <w:p>
             <w:pPr>
@@ -30682,7 +30682,7 @@
             <w:r>
               <w:rPr>
                 <w:rFonts w:ascii="Arial" w:hAnsi="Arial"/>
-                <w:color w:val="9C0006"/>
+                <w:color w:val="006100"/>
                 <w:sz w:val="16"/>
               </w:rPr>
               <w:t>اقتراح الفئات والتفضيلات دون استنتاج سمات حساسة.</w:t>
@@ -30692,7 +30692,7 @@
         <w:tc>
           <w:tcPr>
             <w:tcW w:type="dxa" w:w="2664"/>
-            <w:shd w:val="clear" w:color="auto" w:fill="FFC7CE"/>
+            <w:shd w:val="clear" w:color="auto" w:fill="C6EFCE"/>
           </w:tcPr>
           <w:p>
             <w:pPr>
@@ -30701,7 +30701,7 @@
             <w:r>
               <w:rPr>
                 <w:rFonts w:ascii="Arial" w:hAnsi="Arial"/>
-                <w:color w:val="9C0006"/>
+                <w:color w:val="006100"/>
                 <w:sz w:val="16"/>
               </w:rPr>
               <w:t>تكامل/تحقق من الموجود؛ ليس بناء AI جديد</w:t>
@@ -30713,7 +30713,7 @@
         <w:tc>
           <w:tcPr>
             <w:tcW w:type="dxa" w:w="2664"/>
-            <w:shd w:val="clear" w:color="auto" w:fill="FFC7CE"/>
+            <w:shd w:val="clear" w:color="auto" w:fill="C6EFCE"/>
           </w:tcPr>
           <w:p>
             <w:pPr>
@@ -30722,7 +30722,7 @@
             <w:r>
               <w:rPr>
                 <w:rFonts w:ascii="Arial" w:hAnsi="Arial"/>
-                <w:color w:val="9C0006"/>
+                <w:color w:val="006100"/>
                 <w:sz w:val="16"/>
               </w:rPr>
               <w:t>AI-10</w:t>
@@ -30732,7 +30732,7 @@
         <w:tc>
           <w:tcPr>
             <w:tcW w:type="dxa" w:w="2664"/>
-            <w:shd w:val="clear" w:color="auto" w:fill="FFC7CE"/>
+            <w:shd w:val="clear" w:color="auto" w:fill="C6EFCE"/>
           </w:tcPr>
           <w:p>
             <w:pPr>
@@ -30741,7 +30741,7 @@
             <w:r>
               <w:rPr>
                 <w:rFonts w:ascii="Arial" w:hAnsi="Arial"/>
-                <w:color w:val="9C0006"/>
+                <w:color w:val="006100"/>
                 <w:sz w:val="16"/>
               </w:rPr>
               <w:t>توقع الإلغاء</w:t>
@@ -30751,7 +30751,7 @@
         <w:tc>
           <w:tcPr>
             <w:tcW w:type="dxa" w:w="2664"/>
-            <w:shd w:val="clear" w:color="auto" w:fill="FFC7CE"/>
+            <w:shd w:val="clear" w:color="auto" w:fill="C6EFCE"/>
           </w:tcPr>
           <w:p>
             <w:pPr>
@@ -30760,7 +30760,7 @@
             <w:r>
               <w:rPr>
                 <w:rFonts w:ascii="Arial" w:hAnsi="Arial"/>
-                <w:color w:val="9C0006"/>
+                <w:color w:val="006100"/>
                 <w:sz w:val="16"/>
               </w:rPr>
               <w:t>التنبؤ بالاحتمال والتدخل الملائم.</w:t>
@@ -30770,7 +30770,7 @@
         <w:tc>
           <w:tcPr>
             <w:tcW w:type="dxa" w:w="2664"/>
-            <w:shd w:val="clear" w:color="auto" w:fill="FFC7CE"/>
+            <w:shd w:val="clear" w:color="auto" w:fill="C6EFCE"/>
           </w:tcPr>
           <w:p>
             <w:pPr>
@@ -30779,7 +30779,7 @@
             <w:r>
               <w:rPr>
                 <w:rFonts w:ascii="Arial" w:hAnsi="Arial"/>
-                <w:color w:val="9C0006"/>
+                <w:color w:val="006100"/>
                 <w:sz w:val="16"/>
               </w:rPr>
               <w:t>تكامل/تحقق من الموجود؛ ليس بناء AI جديد</w:t>
@@ -30791,7 +30791,7 @@
         <w:tc>
           <w:tcPr>
             <w:tcW w:type="dxa" w:w="2664"/>
-            <w:shd w:val="clear" w:color="auto" w:fill="FFC7CE"/>
+            <w:shd w:val="clear" w:color="auto" w:fill="C6EFCE"/>
           </w:tcPr>
           <w:p>
             <w:pPr>
@@ -30800,7 +30800,7 @@
             <w:r>
               <w:rPr>
                 <w:rFonts w:ascii="Arial" w:hAnsi="Arial"/>
-                <w:color w:val="9C0006"/>
+                <w:color w:val="006100"/>
                 <w:sz w:val="16"/>
               </w:rPr>
               <w:t>AI-12</w:t>
@@ -30810,7 +30810,7 @@
         <w:tc>
           <w:tcPr>
             <w:tcW w:type="dxa" w:w="2664"/>
-            <w:shd w:val="clear" w:color="auto" w:fill="FFC7CE"/>
+            <w:shd w:val="clear" w:color="auto" w:fill="C6EFCE"/>
           </w:tcPr>
           <w:p>
             <w:pPr>
@@ -30819,7 +30819,7 @@
             <w:r>
               <w:rPr>
                 <w:rFonts w:ascii="Arial" w:hAnsi="Arial"/>
-                <w:color w:val="9C0006"/>
+                <w:color w:val="006100"/>
                 <w:sz w:val="16"/>
               </w:rPr>
               <w:t>تحليل الشكاوى</w:t>
@@ -30829,7 +30829,7 @@
         <w:tc>
           <w:tcPr>
             <w:tcW w:type="dxa" w:w="2664"/>
-            <w:shd w:val="clear" w:color="auto" w:fill="FFC7CE"/>
+            <w:shd w:val="clear" w:color="auto" w:fill="C6EFCE"/>
           </w:tcPr>
           <w:p>
             <w:pPr>
@@ -30838,7 +30838,7 @@
             <w:r>
               <w:rPr>
                 <w:rFonts w:ascii="Arial" w:hAnsi="Arial"/>
-                <w:color w:val="9C0006"/>
+                <w:color w:val="006100"/>
                 <w:sz w:val="16"/>
               </w:rPr>
               <w:t>تصنيف الشكاوى والأدلة والتوجيه.</w:t>
@@ -30848,7 +30848,7 @@
         <w:tc>
           <w:tcPr>
             <w:tcW w:type="dxa" w:w="2664"/>
-            <w:shd w:val="clear" w:color="auto" w:fill="FFC7CE"/>
+            <w:shd w:val="clear" w:color="auto" w:fill="C6EFCE"/>
           </w:tcPr>
           <w:p>
             <w:pPr>
@@ -30857,7 +30857,7 @@
             <w:r>
               <w:rPr>
                 <w:rFonts w:ascii="Arial" w:hAnsi="Arial"/>
-                <w:color w:val="9C0006"/>
+                <w:color w:val="006100"/>
                 <w:sz w:val="16"/>
               </w:rPr>
               <w:t>تكامل/تحقق من الموجود؛ ليس بناء AI جديد</w:t>
@@ -30869,7 +30869,7 @@
         <w:tc>
           <w:tcPr>
             <w:tcW w:type="dxa" w:w="2664"/>
-            <w:shd w:val="clear" w:color="auto" w:fill="FFC7CE"/>
+            <w:shd w:val="clear" w:color="auto" w:fill="C6EFCE"/>
           </w:tcPr>
           <w:p>
             <w:pPr>
@@ -30878,7 +30878,7 @@
             <w:r>
               <w:rPr>
                 <w:rFonts w:ascii="Arial" w:hAnsi="Arial"/>
-                <w:color w:val="9C0006"/>
+                <w:color w:val="006100"/>
                 <w:sz w:val="16"/>
               </w:rPr>
               <w:t>AI-14</w:t>
@@ -30888,7 +30888,7 @@
         <w:tc>
           <w:tcPr>
             <w:tcW w:type="dxa" w:w="2664"/>
-            <w:shd w:val="clear" w:color="auto" w:fill="FFC7CE"/>
+            <w:shd w:val="clear" w:color="auto" w:fill="C6EFCE"/>
           </w:tcPr>
           <w:p>
             <w:pPr>
@@ -30897,7 +30897,7 @@
             <w:r>
               <w:rPr>
                 <w:rFonts w:ascii="Arial" w:hAnsi="Arial"/>
-                <w:color w:val="9C0006"/>
+                <w:color w:val="006100"/>
                 <w:sz w:val="16"/>
               </w:rPr>
               <w:t>مساعد حجز للراكب</w:t>
@@ -30907,7 +30907,7 @@
         <w:tc>
           <w:tcPr>
             <w:tcW w:type="dxa" w:w="2664"/>
-            <w:shd w:val="clear" w:color="auto" w:fill="FFC7CE"/>
+            <w:shd w:val="clear" w:color="auto" w:fill="C6EFCE"/>
           </w:tcPr>
           <w:p>
             <w:pPr>
@@ -30916,7 +30916,7 @@
             <w:r>
               <w:rPr>
                 <w:rFonts w:ascii="Arial" w:hAnsi="Arial"/>
-                <w:color w:val="9C0006"/>
+                <w:color w:val="006100"/>
                 <w:sz w:val="16"/>
               </w:rPr>
               <w:t>حجز باللغة الطبيعية أو الصوت.</w:t>
@@ -30926,7 +30926,7 @@
         <w:tc>
           <w:tcPr>
             <w:tcW w:type="dxa" w:w="2664"/>
-            <w:shd w:val="clear" w:color="auto" w:fill="FFC7CE"/>
+            <w:shd w:val="clear" w:color="auto" w:fill="C6EFCE"/>
           </w:tcPr>
           <w:p>
             <w:pPr>
@@ -30935,7 +30935,7 @@
             <w:r>
               <w:rPr>
                 <w:rFonts w:ascii="Arial" w:hAnsi="Arial"/>
-                <w:color w:val="9C0006"/>
+                <w:color w:val="006100"/>
                 <w:sz w:val="16"/>
               </w:rPr>
               <w:t>تكامل/تحقق من الموجود؛ ليس بناء AI جديد</w:t>
@@ -31025,7 +31025,7 @@
         <w:tc>
           <w:tcPr>
             <w:tcW w:type="dxa" w:w="2664"/>
-            <w:shd w:val="clear" w:color="auto" w:fill="FFC7CE"/>
+            <w:shd w:val="clear" w:color="auto" w:fill="C6EFCE"/>
           </w:tcPr>
           <w:p>
             <w:pPr>
@@ -31034,7 +31034,7 @@
             <w:r>
               <w:rPr>
                 <w:rFonts w:ascii="Arial" w:hAnsi="Arial"/>
-                <w:color w:val="9C0006"/>
+                <w:color w:val="006100"/>
                 <w:sz w:val="16"/>
               </w:rPr>
               <w:t>AI-17</w:t>
@@ -31044,7 +31044,7 @@
         <w:tc>
           <w:tcPr>
             <w:tcW w:type="dxa" w:w="2664"/>
-            <w:shd w:val="clear" w:color="auto" w:fill="FFC7CE"/>
+            <w:shd w:val="clear" w:color="auto" w:fill="C6EFCE"/>
           </w:tcPr>
           <w:p>
             <w:pPr>
@@ -31053,7 +31053,7 @@
             <w:r>
               <w:rPr>
                 <w:rFonts w:ascii="Arial" w:hAnsi="Arial"/>
-                <w:color w:val="9C0006"/>
+                <w:color w:val="006100"/>
                 <w:sz w:val="16"/>
               </w:rPr>
               <w:t>تحسين المجدولة</w:t>
@@ -31063,7 +31063,7 @@
         <w:tc>
           <w:tcPr>
             <w:tcW w:type="dxa" w:w="2664"/>
-            <w:shd w:val="clear" w:color="auto" w:fill="FFC7CE"/>
+            <w:shd w:val="clear" w:color="auto" w:fill="C6EFCE"/>
           </w:tcPr>
           <w:p>
             <w:pPr>
@@ -31072,7 +31072,7 @@
             <w:r>
               <w:rPr>
                 <w:rFonts w:ascii="Arial" w:hAnsi="Arial"/>
-                <w:color w:val="9C0006"/>
+                <w:color w:val="006100"/>
                 <w:sz w:val="16"/>
               </w:rPr>
               <w:t>توقع الطلب على الرحلات المجدولة.</w:t>
@@ -31082,7 +31082,7 @@
         <w:tc>
           <w:tcPr>
             <w:tcW w:type="dxa" w:w="2664"/>
-            <w:shd w:val="clear" w:color="auto" w:fill="FFC7CE"/>
+            <w:shd w:val="clear" w:color="auto" w:fill="C6EFCE"/>
           </w:tcPr>
           <w:p>
             <w:pPr>
@@ -31091,7 +31091,7 @@
             <w:r>
               <w:rPr>
                 <w:rFonts w:ascii="Arial" w:hAnsi="Arial"/>
-                <w:color w:val="9C0006"/>
+                <w:color w:val="006100"/>
                 <w:sz w:val="16"/>
               </w:rPr>
               <w:t>تكامل/تحقق من الموجود؛ ليس بناء AI جديد</w:t>
@@ -31103,7 +31103,7 @@
         <w:tc>
           <w:tcPr>
             <w:tcW w:type="dxa" w:w="2664"/>
-            <w:shd w:val="clear" w:color="auto" w:fill="FFC7CE"/>
+            <w:shd w:val="clear" w:color="auto" w:fill="C6EFCE"/>
           </w:tcPr>
           <w:p>
             <w:pPr>
@@ -31112,7 +31112,7 @@
             <w:r>
               <w:rPr>
                 <w:rFonts w:ascii="Arial" w:hAnsi="Arial"/>
-                <w:color w:val="9C0006"/>
+                <w:color w:val="006100"/>
                 <w:sz w:val="16"/>
               </w:rPr>
               <w:t>AI-19</w:t>
@@ -31122,7 +31122,7 @@
         <w:tc>
           <w:tcPr>
             <w:tcW w:type="dxa" w:w="2664"/>
-            <w:shd w:val="clear" w:color="auto" w:fill="FFC7CE"/>
+            <w:shd w:val="clear" w:color="auto" w:fill="C6EFCE"/>
           </w:tcPr>
           <w:p>
             <w:pPr>
@@ -31131,7 +31131,7 @@
             <w:r>
               <w:rPr>
                 <w:rFonts w:ascii="Arial" w:hAnsi="Arial"/>
-                <w:color w:val="9C0006"/>
+                <w:color w:val="006100"/>
                 <w:sz w:val="16"/>
               </w:rPr>
               <w:t>جودة الخدمة</w:t>
@@ -31141,7 +31141,7 @@
         <w:tc>
           <w:tcPr>
             <w:tcW w:type="dxa" w:w="2664"/>
-            <w:shd w:val="clear" w:color="auto" w:fill="FFC7CE"/>
+            <w:shd w:val="clear" w:color="auto" w:fill="C6EFCE"/>
           </w:tcPr>
           <w:p>
             <w:pPr>
@@ -31150,7 +31150,7 @@
             <w:r>
               <w:rPr>
                 <w:rFonts w:ascii="Arial" w:hAnsi="Arial"/>
-                <w:color w:val="9C0006"/>
+                <w:color w:val="006100"/>
                 <w:sz w:val="16"/>
               </w:rPr>
               <w:t>تحليل أسباب التأخير وانخفاض التقييم.</w:t>
@@ -31160,7 +31160,7 @@
         <w:tc>
           <w:tcPr>
             <w:tcW w:type="dxa" w:w="2664"/>
-            <w:shd w:val="clear" w:color="auto" w:fill="FFC7CE"/>
+            <w:shd w:val="clear" w:color="auto" w:fill="C6EFCE"/>
           </w:tcPr>
           <w:p>
             <w:pPr>
@@ -31169,7 +31169,7 @@
             <w:r>
               <w:rPr>
                 <w:rFonts w:ascii="Arial" w:hAnsi="Arial"/>
-                <w:color w:val="9C0006"/>
+                <w:color w:val="006100"/>
                 <w:sz w:val="16"/>
               </w:rPr>
               <w:t>تكامل/تحقق من الموجود؛ ليس بناء AI جديد</w:t>
